--- a/AI.Prompts.THEE.Fragmentation.docx
+++ b/AI.Prompts.THEE.Fragmentation.docx
@@ -13,21 +13,7 @@
         <w:rPr>
           <w:lang w:val="en-GB"/>
         </w:rPr>
-        <w:t xml:space="preserve">AI usage in </w:t>
-      </w:r>
-      <w:proofErr w:type="gramStart"/>
-      <w:r>
-        <w:rPr>
-          <w:lang w:val="en-GB"/>
-        </w:rPr>
-        <w:t>THEE  Project</w:t>
-      </w:r>
-      <w:proofErr w:type="gramEnd"/>
-      <w:r>
-        <w:rPr>
-          <w:lang w:val="en-GB"/>
-        </w:rPr>
-        <w:t xml:space="preserve"> Fragmentation</w:t>
+        <w:t>AI usage in THEE  Project Fragmentation</w:t>
       </w:r>
     </w:p>
     <w:p>
@@ -107,26 +93,10 @@
         </w:numPr>
       </w:pPr>
       <w:r>
-        <w:t xml:space="preserve">do we have </w:t>
-      </w:r>
-      <w:proofErr w:type="gramStart"/>
-      <w:r>
-        <w:t>a</w:t>
-      </w:r>
-      <w:proofErr w:type="gramEnd"/>
-      <w:r>
-        <w:t xml:space="preserve"> override </w:t>
-      </w:r>
-      <w:proofErr w:type="gramStart"/>
-      <w:r>
-        <w:t>issue?</w:t>
-      </w:r>
-      <w:r>
-        <w:t>(</w:t>
-      </w:r>
-      <w:proofErr w:type="gramEnd"/>
-      <w:r>
-        <w:t xml:space="preserve">supplemented code for plotting) </w:t>
+        <w:t>do we have a override issue?</w:t>
+      </w:r>
+      <w:r>
+        <w:t xml:space="preserve">(supplemented code for plotting) </w:t>
       </w:r>
     </w:p>
     <w:p>
@@ -141,15 +111,7 @@
         </w:rPr>
       </w:pPr>
       <w:r>
-        <w:t xml:space="preserve">Duplicate </w:t>
-      </w:r>
-      <w:proofErr w:type="gramStart"/>
-      <w:r>
-        <w:t>legend(</w:t>
-      </w:r>
-      <w:proofErr w:type="gramEnd"/>
-      <w:r>
-        <w:t xml:space="preserve">) in </w:t>
+        <w:t xml:space="preserve">Duplicate legend() in </w:t>
       </w:r>
       <w:proofErr w:type="spellStart"/>
       <w:r>
@@ -182,39 +144,7 @@
     <w:p>
       <w:pPr>
         <w:pStyle w:val="ListParagraph"/>
-        <w:numPr>
-          <w:ilvl w:val="0"/>
-          <w:numId w:val="1"/>
-        </w:numPr>
-        <w:rPr>
-          <w:lang w:val="en-GB"/>
-        </w:rPr>
-      </w:pPr>
-      <w:r>
-        <w:t xml:space="preserve">Duplicate </w:t>
-      </w:r>
-      <w:proofErr w:type="gramStart"/>
-      <w:r>
-        <w:t>legend(</w:t>
-      </w:r>
-      <w:proofErr w:type="gramEnd"/>
-      <w:r>
-        <w:t xml:space="preserve">) in </w:t>
-      </w:r>
-      <w:proofErr w:type="spellStart"/>
-      <w:r>
-        <w:t>plot_habitat</w:t>
-      </w:r>
-      <w:proofErr w:type="spellEnd"/>
-      <w:r>
-        <w:t xml:space="preserve"> (the main one)</w:t>
-      </w:r>
-    </w:p>
-    <w:p>
-      <w:pPr>
-        <w:rPr>
-          <w:lang w:val="en-GB"/>
-        </w:rPr>
+        <w:ind w:left="1800"/>
       </w:pPr>
     </w:p>
     <w:p>
@@ -224,29 +154,9 @@
           <w:ilvl w:val="0"/>
           <w:numId w:val="2"/>
         </w:numPr>
-        <w:rPr>
-          <w:lang w:val="en-CH"/>
-        </w:rPr>
-      </w:pPr>
-      <w:r>
-        <w:rPr>
-          <w:lang w:val="en-CH"/>
-        </w:rPr>
-        <w:t xml:space="preserve">in this code the list of b and c begin </w:t>
-      </w:r>
-      <w:proofErr w:type="gramStart"/>
-      <w:r>
-        <w:rPr>
-          <w:lang w:val="en-CH"/>
-        </w:rPr>
-        <w:t>empty ,</w:t>
-      </w:r>
-      <w:proofErr w:type="gramEnd"/>
-      <w:r>
-        <w:rPr>
-          <w:lang w:val="en-CH"/>
-        </w:rPr>
-        <w:t xml:space="preserve"> how to remove the first row</w:t>
+      </w:pPr>
+      <w:r>
+        <w:t>in this code the list of b and c begin empty , how to remove the first row</w:t>
       </w:r>
     </w:p>
     <w:p>
@@ -256,93 +166,43 @@
           <w:ilvl w:val="0"/>
           <w:numId w:val="1"/>
         </w:numPr>
-        <w:rPr>
-          <w:lang w:val="en-CH"/>
-        </w:rPr>
-      </w:pPr>
-      <w:r>
-        <w:rPr>
-          <w:lang w:val="en-CH"/>
-        </w:rPr>
+      </w:pPr>
+      <w:r>
         <w:t xml:space="preserve">The first row of </w:t>
       </w:r>
       <w:proofErr w:type="spellStart"/>
       <w:r>
-        <w:rPr>
-          <w:lang w:val="en-CH"/>
-        </w:rPr>
         <w:t>pop_vector_B</w:t>
       </w:r>
       <w:proofErr w:type="spellEnd"/>
       <w:r>
-        <w:rPr>
-          <w:lang w:val="en-CH"/>
-        </w:rPr>
         <w:t xml:space="preserve"> and </w:t>
       </w:r>
       <w:proofErr w:type="spellStart"/>
       <w:r>
-        <w:rPr>
-          <w:lang w:val="en-CH"/>
-        </w:rPr>
         <w:t>pop_vector_C</w:t>
       </w:r>
       <w:proofErr w:type="spellEnd"/>
       <w:r>
-        <w:rPr>
-          <w:lang w:val="en-CH"/>
-        </w:rPr>
-        <w:t xml:space="preserve"> is the </w:t>
-      </w:r>
-      <w:proofErr w:type="gramStart"/>
-      <w:r>
-        <w:rPr>
-          <w:lang w:val="en-CH"/>
-        </w:rPr>
-        <w:t>c(</w:t>
-      </w:r>
-      <w:proofErr w:type="gramEnd"/>
-      <w:r>
-        <w:rPr>
-          <w:lang w:val="en-CH"/>
-        </w:rPr>
-        <w:t xml:space="preserve">0, 0) you use to initialise them. The simplest fix is to start them as NULL, because </w:t>
+        <w:t xml:space="preserve"> is the c(0, 0) you use to initialise them. The simplest fix is to start them as NULL, because </w:t>
       </w:r>
       <w:proofErr w:type="spellStart"/>
-      <w:proofErr w:type="gramStart"/>
-      <w:r>
-        <w:rPr>
-          <w:lang w:val="en-CH"/>
-        </w:rPr>
+      <w:r>
         <w:t>rbind</w:t>
       </w:r>
       <w:proofErr w:type="spellEnd"/>
       <w:r>
-        <w:rPr>
-          <w:lang w:val="en-CH"/>
-        </w:rPr>
-        <w:t>(</w:t>
-      </w:r>
-      <w:proofErr w:type="gramEnd"/>
-      <w:r>
-        <w:rPr>
-          <w:lang w:val="en-CH"/>
-        </w:rPr>
-        <w:t>NULL, x) just returns x.</w:t>
+        <w:t>(NULL, x) just returns x.</w:t>
       </w:r>
     </w:p>
     <w:p>
       <w:pPr>
         <w:ind w:left="1800"/>
-        <w:rPr>
-          <w:lang w:val="en-CH"/>
-        </w:rPr>
       </w:pPr>
       <w:r>
         <w:rPr>
           <w:b/>
           <w:bCs/>
-          <w:lang w:val="en-CH"/>
         </w:rPr>
         <w:t>Change the initialisation:</w:t>
       </w:r>
@@ -350,67 +210,40 @@
     <w:p>
       <w:pPr>
         <w:ind w:left="1800"/>
-        <w:rPr>
-          <w:lang w:val="en-CH"/>
-        </w:rPr>
-      </w:pPr>
-      <w:r>
-        <w:rPr>
-          <w:lang w:val="en-CH"/>
-        </w:rPr>
+      </w:pPr>
+      <w:r>
         <w:t># Create the vectors for the new habitats</w:t>
       </w:r>
     </w:p>
     <w:p>
       <w:pPr>
         <w:ind w:left="1800"/>
-        <w:rPr>
-          <w:lang w:val="en-CH"/>
-        </w:rPr>
       </w:pPr>
       <w:proofErr w:type="spellStart"/>
       <w:r>
-        <w:rPr>
-          <w:lang w:val="en-CH"/>
-        </w:rPr>
         <w:t>pop_vector_B</w:t>
       </w:r>
       <w:proofErr w:type="spellEnd"/>
       <w:r>
-        <w:rPr>
-          <w:lang w:val="en-CH"/>
-        </w:rPr>
         <w:t xml:space="preserve"> &lt;- NULL</w:t>
       </w:r>
     </w:p>
     <w:p>
       <w:pPr>
         <w:ind w:left="1800"/>
-        <w:rPr>
-          <w:lang w:val="en-CH"/>
-        </w:rPr>
       </w:pPr>
       <w:proofErr w:type="spellStart"/>
       <w:r>
-        <w:rPr>
-          <w:lang w:val="en-CH"/>
-        </w:rPr>
         <w:t>pop_vector_C</w:t>
       </w:r>
       <w:proofErr w:type="spellEnd"/>
       <w:r>
-        <w:rPr>
-          <w:lang w:val="en-CH"/>
-        </w:rPr>
         <w:t xml:space="preserve"> &lt;- NULL</w:t>
       </w:r>
     </w:p>
     <w:p>
       <w:pPr>
         <w:ind w:left="1440"/>
-        <w:rPr>
-          <w:lang w:val="en-CH"/>
-        </w:rPr>
       </w:pPr>
     </w:p>
     <w:p>
@@ -419,6 +252,54 @@
           <w:lang w:val="en-GB"/>
         </w:rPr>
       </w:pPr>
+      <w:proofErr w:type="spellStart"/>
+      <w:r>
+        <w:rPr>
+          <w:lang w:val="en-GB"/>
+        </w:rPr>
+        <w:t>Ellicit</w:t>
+      </w:r>
+      <w:proofErr w:type="spellEnd"/>
+      <w:r>
+        <w:rPr>
+          <w:lang w:val="en-GB"/>
+        </w:rPr>
+        <w:t xml:space="preserve">: </w:t>
+      </w:r>
+      <w:r>
+        <w:rPr>
+          <w:lang w:val="en-GB"/>
+        </w:rPr>
+        <w:tab/>
+      </w:r>
+    </w:p>
+    <w:p>
+      <w:pPr>
+        <w:pStyle w:val="ListParagraph"/>
+        <w:numPr>
+          <w:ilvl w:val="0"/>
+          <w:numId w:val="4"/>
+        </w:numPr>
+        <w:rPr>
+          <w:lang w:val="en-GB"/>
+        </w:rPr>
+      </w:pPr>
+      <w:r>
+        <w:t xml:space="preserve">literature for habitat fragmentation, </w:t>
+      </w:r>
+      <w:proofErr w:type="spellStart"/>
+      <w:r>
+        <w:t>escpacially</w:t>
+      </w:r>
+      <w:proofErr w:type="spellEnd"/>
+      <w:r>
+        <w:t xml:space="preserve"> in </w:t>
+      </w:r>
+      <w:proofErr w:type="spellStart"/>
+      <w:r>
+        <w:t>switzerland</w:t>
+      </w:r>
+      <w:proofErr w:type="spellEnd"/>
     </w:p>
     <w:p>
       <w:pPr>
@@ -448,6 +329,119 @@
 <file path=word/numbering.xml><?xml version="1.0" encoding="utf-8"?>
 <w:numbering xmlns:wpc="http://schemas.microsoft.com/office/word/2010/wordprocessingCanvas" xmlns:cx="http://schemas.microsoft.com/office/drawing/2014/chartex" xmlns:cx1="http://schemas.microsoft.com/office/drawing/2015/9/8/chartex" xmlns:cx2="http://schemas.microsoft.com/office/drawing/2015/10/21/chartex" xmlns:cx3="http://schemas.microsoft.com/office/drawing/2016/5/9/chartex" xmlns:cx4="http://schemas.microsoft.com/office/drawing/2016/5/10/chartex" xmlns:cx5="http://schemas.microsoft.com/office/drawing/2016/5/11/chartex" xmlns:cx6="http://schemas.microsoft.com/office/drawing/2016/5/12/chartex" xmlns:cx7="http://schemas.microsoft.com/office/drawing/2016/5/13/chartex" xmlns:cx8="http://schemas.microsoft.com/office/drawing/2016/5/14/chartex" xmlns:mc="http://schemas.openxmlformats.org/markup-compatibility/2006" xmlns:aink="http://schemas.microsoft.com/office/drawing/2016/ink" xmlns:am3d="http://schemas.microsoft.com/office/drawing/2017/model3d" xmlns:o="urn:schemas-microsoft-com:office:office" xmlns:oel="http://schemas.microsoft.com/office/2019/extlst" xmlns:r="http://schemas.openxmlformats.org/officeDocument/2006/relationships" xmlns:m="http://schemas.openxmlformats.org/officeDocument/2006/math" xmlns:v="urn:schemas-microsoft-com:vml" xmlns:wp14="http://schemas.microsoft.com/office/word/2010/wordprocessingDrawing" xmlns:wp="http://schemas.openxmlformats.org/drawingml/2006/wordprocessingDrawing" xmlns:w10="urn:schemas-microsoft-com:office:word" xmlns:w="http://schemas.openxmlformats.org/wordprocessingml/2006/main" xmlns:w14="http://schemas.microsoft.com/office/word/2010/wordml" xmlns:w15="http://schemas.microsoft.com/office/word/2012/wordml" xmlns:w16cex="http://schemas.microsoft.com/office/word/2018/wordml/cex" xmlns:w16cid="http://schemas.microsoft.com/office/word/2016/wordml/cid" xmlns:w16="http://schemas.microsoft.com/office/word/2018/wordml" xmlns:w16du="http://schemas.microsoft.com/office/word/2023/wordml/word16du" xmlns:w16sdtdh="http://schemas.microsoft.com/office/word/2020/wordml/sdtdatahash" xmlns:w16sdtfl="http://schemas.microsoft.com/office/word/2024/wordml/sdtformatlock" xmlns:w16se="http://schemas.microsoft.com/office/word/2015/wordml/symex" xmlns:wpg="http://schemas.microsoft.com/office/word/2010/wordprocessingGroup" xmlns:wpi="http://schemas.microsoft.com/office/word/2010/wordprocessingInk" xmlns:wne="http://schemas.microsoft.com/office/word/2006/wordml" xmlns:wps="http://schemas.microsoft.com/office/word/2010/wordprocessingShape" mc:Ignorable="w14 w15 w16se w16cid w16 w16cex w16sdtdh w16sdtfl w16du wp14">
   <w:abstractNum w:abstractNumId="0" w15:restartNumberingAfterBreak="0">
+    <w:nsid w:val="15A52057"/>
+    <w:multiLevelType w:val="hybridMultilevel"/>
+    <w:tmpl w:val="BF6E9250"/>
+    <w:lvl w:ilvl="0" w:tplc="20000001">
+      <w:start w:val="1"/>
+      <w:numFmt w:val="bullet"/>
+      <w:lvlText w:val=""/>
+      <w:lvlJc w:val="left"/>
+      <w:pPr>
+        <w:ind w:left="720" w:hanging="360"/>
+      </w:pPr>
+      <w:rPr>
+        <w:rFonts w:ascii="Symbol" w:hAnsi="Symbol" w:hint="default"/>
+      </w:rPr>
+    </w:lvl>
+    <w:lvl w:ilvl="1" w:tplc="20000003" w:tentative="1">
+      <w:start w:val="1"/>
+      <w:numFmt w:val="bullet"/>
+      <w:lvlText w:val="o"/>
+      <w:lvlJc w:val="left"/>
+      <w:pPr>
+        <w:ind w:left="1440" w:hanging="360"/>
+      </w:pPr>
+      <w:rPr>
+        <w:rFonts w:ascii="Courier New" w:hAnsi="Courier New" w:cs="Courier New" w:hint="default"/>
+      </w:rPr>
+    </w:lvl>
+    <w:lvl w:ilvl="2" w:tplc="20000005" w:tentative="1">
+      <w:start w:val="1"/>
+      <w:numFmt w:val="bullet"/>
+      <w:lvlText w:val=""/>
+      <w:lvlJc w:val="left"/>
+      <w:pPr>
+        <w:ind w:left="2160" w:hanging="360"/>
+      </w:pPr>
+      <w:rPr>
+        <w:rFonts w:ascii="Wingdings" w:hAnsi="Wingdings" w:hint="default"/>
+      </w:rPr>
+    </w:lvl>
+    <w:lvl w:ilvl="3" w:tplc="20000001" w:tentative="1">
+      <w:start w:val="1"/>
+      <w:numFmt w:val="bullet"/>
+      <w:lvlText w:val=""/>
+      <w:lvlJc w:val="left"/>
+      <w:pPr>
+        <w:ind w:left="2880" w:hanging="360"/>
+      </w:pPr>
+      <w:rPr>
+        <w:rFonts w:ascii="Symbol" w:hAnsi="Symbol" w:hint="default"/>
+      </w:rPr>
+    </w:lvl>
+    <w:lvl w:ilvl="4" w:tplc="20000003" w:tentative="1">
+      <w:start w:val="1"/>
+      <w:numFmt w:val="bullet"/>
+      <w:lvlText w:val="o"/>
+      <w:lvlJc w:val="left"/>
+      <w:pPr>
+        <w:ind w:left="3600" w:hanging="360"/>
+      </w:pPr>
+      <w:rPr>
+        <w:rFonts w:ascii="Courier New" w:hAnsi="Courier New" w:cs="Courier New" w:hint="default"/>
+      </w:rPr>
+    </w:lvl>
+    <w:lvl w:ilvl="5" w:tplc="20000005" w:tentative="1">
+      <w:start w:val="1"/>
+      <w:numFmt w:val="bullet"/>
+      <w:lvlText w:val=""/>
+      <w:lvlJc w:val="left"/>
+      <w:pPr>
+        <w:ind w:left="4320" w:hanging="360"/>
+      </w:pPr>
+      <w:rPr>
+        <w:rFonts w:ascii="Wingdings" w:hAnsi="Wingdings" w:hint="default"/>
+      </w:rPr>
+    </w:lvl>
+    <w:lvl w:ilvl="6" w:tplc="20000001" w:tentative="1">
+      <w:start w:val="1"/>
+      <w:numFmt w:val="bullet"/>
+      <w:lvlText w:val=""/>
+      <w:lvlJc w:val="left"/>
+      <w:pPr>
+        <w:ind w:left="5040" w:hanging="360"/>
+      </w:pPr>
+      <w:rPr>
+        <w:rFonts w:ascii="Symbol" w:hAnsi="Symbol" w:hint="default"/>
+      </w:rPr>
+    </w:lvl>
+    <w:lvl w:ilvl="7" w:tplc="20000003" w:tentative="1">
+      <w:start w:val="1"/>
+      <w:numFmt w:val="bullet"/>
+      <w:lvlText w:val="o"/>
+      <w:lvlJc w:val="left"/>
+      <w:pPr>
+        <w:ind w:left="5760" w:hanging="360"/>
+      </w:pPr>
+      <w:rPr>
+        <w:rFonts w:ascii="Courier New" w:hAnsi="Courier New" w:cs="Courier New" w:hint="default"/>
+      </w:rPr>
+    </w:lvl>
+    <w:lvl w:ilvl="8" w:tplc="20000005" w:tentative="1">
+      <w:start w:val="1"/>
+      <w:numFmt w:val="bullet"/>
+      <w:lvlText w:val=""/>
+      <w:lvlJc w:val="left"/>
+      <w:pPr>
+        <w:ind w:left="6480" w:hanging="360"/>
+      </w:pPr>
+      <w:rPr>
+        <w:rFonts w:ascii="Wingdings" w:hAnsi="Wingdings" w:hint="default"/>
+      </w:rPr>
+    </w:lvl>
+  </w:abstractNum>
+  <w:abstractNum w:abstractNumId="1" w15:restartNumberingAfterBreak="0">
     <w:nsid w:val="5CDD65D9"/>
     <w:multiLevelType w:val="hybridMultilevel"/>
     <w:tmpl w:val="1EE49656"/>
@@ -559,7 +553,7 @@
       </w:rPr>
     </w:lvl>
   </w:abstractNum>
-  <w:abstractNum w:abstractNumId="1" w15:restartNumberingAfterBreak="0">
+  <w:abstractNum w:abstractNumId="2" w15:restartNumberingAfterBreak="0">
     <w:nsid w:val="67D065E1"/>
     <w:multiLevelType w:val="hybridMultilevel"/>
     <w:tmpl w:val="93C6B2DC"/>
@@ -672,11 +666,130 @@
       </w:rPr>
     </w:lvl>
   </w:abstractNum>
+  <w:abstractNum w:abstractNumId="3" w15:restartNumberingAfterBreak="0">
+    <w:nsid w:val="7A107CE2"/>
+    <w:multiLevelType w:val="hybridMultilevel"/>
+    <w:tmpl w:val="91CCBAE2"/>
+    <w:lvl w:ilvl="0" w:tplc="20000001">
+      <w:start w:val="1"/>
+      <w:numFmt w:val="bullet"/>
+      <w:lvlText w:val=""/>
+      <w:lvlJc w:val="left"/>
+      <w:pPr>
+        <w:ind w:left="1800" w:hanging="360"/>
+      </w:pPr>
+      <w:rPr>
+        <w:rFonts w:ascii="Symbol" w:hAnsi="Symbol" w:hint="default"/>
+      </w:rPr>
+    </w:lvl>
+    <w:lvl w:ilvl="1" w:tplc="20000003" w:tentative="1">
+      <w:start w:val="1"/>
+      <w:numFmt w:val="bullet"/>
+      <w:lvlText w:val="o"/>
+      <w:lvlJc w:val="left"/>
+      <w:pPr>
+        <w:ind w:left="2520" w:hanging="360"/>
+      </w:pPr>
+      <w:rPr>
+        <w:rFonts w:ascii="Courier New" w:hAnsi="Courier New" w:cs="Courier New" w:hint="default"/>
+      </w:rPr>
+    </w:lvl>
+    <w:lvl w:ilvl="2" w:tplc="20000005" w:tentative="1">
+      <w:start w:val="1"/>
+      <w:numFmt w:val="bullet"/>
+      <w:lvlText w:val=""/>
+      <w:lvlJc w:val="left"/>
+      <w:pPr>
+        <w:ind w:left="3240" w:hanging="360"/>
+      </w:pPr>
+      <w:rPr>
+        <w:rFonts w:ascii="Wingdings" w:hAnsi="Wingdings" w:hint="default"/>
+      </w:rPr>
+    </w:lvl>
+    <w:lvl w:ilvl="3" w:tplc="20000001" w:tentative="1">
+      <w:start w:val="1"/>
+      <w:numFmt w:val="bullet"/>
+      <w:lvlText w:val=""/>
+      <w:lvlJc w:val="left"/>
+      <w:pPr>
+        <w:ind w:left="3960" w:hanging="360"/>
+      </w:pPr>
+      <w:rPr>
+        <w:rFonts w:ascii="Symbol" w:hAnsi="Symbol" w:hint="default"/>
+      </w:rPr>
+    </w:lvl>
+    <w:lvl w:ilvl="4" w:tplc="20000003" w:tentative="1">
+      <w:start w:val="1"/>
+      <w:numFmt w:val="bullet"/>
+      <w:lvlText w:val="o"/>
+      <w:lvlJc w:val="left"/>
+      <w:pPr>
+        <w:ind w:left="4680" w:hanging="360"/>
+      </w:pPr>
+      <w:rPr>
+        <w:rFonts w:ascii="Courier New" w:hAnsi="Courier New" w:cs="Courier New" w:hint="default"/>
+      </w:rPr>
+    </w:lvl>
+    <w:lvl w:ilvl="5" w:tplc="20000005" w:tentative="1">
+      <w:start w:val="1"/>
+      <w:numFmt w:val="bullet"/>
+      <w:lvlText w:val=""/>
+      <w:lvlJc w:val="left"/>
+      <w:pPr>
+        <w:ind w:left="5400" w:hanging="360"/>
+      </w:pPr>
+      <w:rPr>
+        <w:rFonts w:ascii="Wingdings" w:hAnsi="Wingdings" w:hint="default"/>
+      </w:rPr>
+    </w:lvl>
+    <w:lvl w:ilvl="6" w:tplc="20000001" w:tentative="1">
+      <w:start w:val="1"/>
+      <w:numFmt w:val="bullet"/>
+      <w:lvlText w:val=""/>
+      <w:lvlJc w:val="left"/>
+      <w:pPr>
+        <w:ind w:left="6120" w:hanging="360"/>
+      </w:pPr>
+      <w:rPr>
+        <w:rFonts w:ascii="Symbol" w:hAnsi="Symbol" w:hint="default"/>
+      </w:rPr>
+    </w:lvl>
+    <w:lvl w:ilvl="7" w:tplc="20000003" w:tentative="1">
+      <w:start w:val="1"/>
+      <w:numFmt w:val="bullet"/>
+      <w:lvlText w:val="o"/>
+      <w:lvlJc w:val="left"/>
+      <w:pPr>
+        <w:ind w:left="6840" w:hanging="360"/>
+      </w:pPr>
+      <w:rPr>
+        <w:rFonts w:ascii="Courier New" w:hAnsi="Courier New" w:cs="Courier New" w:hint="default"/>
+      </w:rPr>
+    </w:lvl>
+    <w:lvl w:ilvl="8" w:tplc="20000005" w:tentative="1">
+      <w:start w:val="1"/>
+      <w:numFmt w:val="bullet"/>
+      <w:lvlText w:val=""/>
+      <w:lvlJc w:val="left"/>
+      <w:pPr>
+        <w:ind w:left="7560" w:hanging="360"/>
+      </w:pPr>
+      <w:rPr>
+        <w:rFonts w:ascii="Wingdings" w:hAnsi="Wingdings" w:hint="default"/>
+      </w:rPr>
+    </w:lvl>
+  </w:abstractNum>
   <w:num w:numId="1" w16cid:durableId="2034644161">
+    <w:abstractNumId w:val="1"/>
+  </w:num>
+  <w:num w:numId="2" w16cid:durableId="2036540550">
+    <w:abstractNumId w:val="2"/>
+  </w:num>
+  <w:num w:numId="3" w16cid:durableId="1605571785">
     <w:abstractNumId w:val="0"/>
   </w:num>
-  <w:num w:numId="2" w16cid:durableId="2036540550">
-    <w:abstractNumId w:val="1"/>
+  <w:num w:numId="4" w16cid:durableId="1794128709">
+    <w:abstractNumId w:val="3"/>
   </w:num>
 </w:numbering>
 </file>

--- a/AI.Prompts.THEE.Fragmentation.docx
+++ b/AI.Prompts.THEE.Fragmentation.docx
@@ -4,16 +4,30 @@
   <w:body>
     <w:p>
       <w:pPr>
-        <w:pStyle w:val="Title"/>
-        <w:rPr>
-          <w:lang w:val="en-GB"/>
-        </w:rPr>
-      </w:pPr>
-      <w:r>
-        <w:rPr>
-          <w:lang w:val="en-GB"/>
-        </w:rPr>
-        <w:t>AI usage in THEE  Project Fragmentation</w:t>
+        <w:pStyle w:val="Titel"/>
+        <w:rPr>
+          <w:lang w:val="en-GB"/>
+        </w:rPr>
+      </w:pPr>
+      <w:r>
+        <w:rPr>
+          <w:lang w:val="en-GB"/>
+        </w:rPr>
+        <w:t xml:space="preserve">AI usage in </w:t>
+      </w:r>
+      <w:proofErr w:type="gramStart"/>
+      <w:r>
+        <w:rPr>
+          <w:lang w:val="en-GB"/>
+        </w:rPr>
+        <w:t>THEE  Project</w:t>
+      </w:r>
+      <w:proofErr w:type="gramEnd"/>
+      <w:r>
+        <w:rPr>
+          <w:lang w:val="en-GB"/>
+        </w:rPr>
+        <w:t xml:space="preserve"> Fragmentation</w:t>
       </w:r>
     </w:p>
     <w:p>
@@ -58,25 +72,7 @@
           <w:sz w:val="23"/>
           <w:szCs w:val="23"/>
         </w:rPr>
-        <w:t xml:space="preserve">Used Claude and </w:t>
-      </w:r>
-      <w:proofErr w:type="spellStart"/>
-      <w:r>
-        <w:rPr>
-          <w:rFonts w:ascii="Segoe UI" w:hAnsi="Segoe UI" w:cs="Segoe UI"/>
-          <w:sz w:val="23"/>
-          <w:szCs w:val="23"/>
-        </w:rPr>
-        <w:t>Ellicit</w:t>
-      </w:r>
-      <w:proofErr w:type="spellEnd"/>
-      <w:r>
-        <w:rPr>
-          <w:rFonts w:ascii="Segoe UI" w:hAnsi="Segoe UI" w:cs="Segoe UI"/>
-          <w:sz w:val="23"/>
-          <w:szCs w:val="23"/>
-        </w:rPr>
-        <w:t xml:space="preserve"> Ai (for paper search)</w:t>
+        <w:t>Used Claude and Ellicit Ai (for paper search)</w:t>
       </w:r>
     </w:p>
     <w:p>
@@ -86,7 +82,7 @@
     </w:p>
     <w:p>
       <w:pPr>
-        <w:pStyle w:val="ListParagraph"/>
+        <w:pStyle w:val="Listenabsatz"/>
         <w:numPr>
           <w:ilvl w:val="0"/>
           <w:numId w:val="2"/>
@@ -101,7 +97,7 @@
     </w:p>
     <w:p>
       <w:pPr>
-        <w:pStyle w:val="ListParagraph"/>
+        <w:pStyle w:val="Listenabsatz"/>
         <w:numPr>
           <w:ilvl w:val="0"/>
           <w:numId w:val="1"/>
@@ -111,27 +107,19 @@
         </w:rPr>
       </w:pPr>
       <w:r>
-        <w:t xml:space="preserve">Duplicate legend() in </w:t>
-      </w:r>
-      <w:proofErr w:type="spellStart"/>
-      <w:r>
-        <w:t>plot_habitat</w:t>
-      </w:r>
-      <w:proofErr w:type="spellEnd"/>
-      <w:r>
-        <w:t xml:space="preserve"> (the main one)</w:t>
-      </w:r>
-    </w:p>
-    <w:p>
-      <w:pPr>
-        <w:rPr>
-          <w:lang w:val="en-GB"/>
-        </w:rPr>
-      </w:pPr>
-    </w:p>
-    <w:p>
-      <w:pPr>
-        <w:pStyle w:val="ListParagraph"/>
+        <w:t>Duplicate legend() in plot_habitat (the main one)</w:t>
+      </w:r>
+    </w:p>
+    <w:p>
+      <w:pPr>
+        <w:rPr>
+          <w:lang w:val="en-GB"/>
+        </w:rPr>
+      </w:pPr>
+    </w:p>
+    <w:p>
+      <w:pPr>
+        <w:pStyle w:val="Listenabsatz"/>
         <w:numPr>
           <w:ilvl w:val="0"/>
           <w:numId w:val="2"/>
@@ -143,13 +131,13 @@
     </w:p>
     <w:p>
       <w:pPr>
-        <w:pStyle w:val="ListParagraph"/>
+        <w:pStyle w:val="Listenabsatz"/>
         <w:ind w:left="1800"/>
       </w:pPr>
     </w:p>
     <w:p>
       <w:pPr>
-        <w:pStyle w:val="ListParagraph"/>
+        <w:pStyle w:val="Listenabsatz"/>
         <w:numPr>
           <w:ilvl w:val="0"/>
           <w:numId w:val="2"/>
@@ -161,38 +149,14 @@
     </w:p>
     <w:p>
       <w:pPr>
-        <w:pStyle w:val="ListParagraph"/>
+        <w:pStyle w:val="Listenabsatz"/>
         <w:numPr>
           <w:ilvl w:val="0"/>
           <w:numId w:val="1"/>
         </w:numPr>
       </w:pPr>
       <w:r>
-        <w:t xml:space="preserve">The first row of </w:t>
-      </w:r>
-      <w:proofErr w:type="spellStart"/>
-      <w:r>
-        <w:t>pop_vector_B</w:t>
-      </w:r>
-      <w:proofErr w:type="spellEnd"/>
-      <w:r>
-        <w:t xml:space="preserve"> and </w:t>
-      </w:r>
-      <w:proofErr w:type="spellStart"/>
-      <w:r>
-        <w:t>pop_vector_C</w:t>
-      </w:r>
-      <w:proofErr w:type="spellEnd"/>
-      <w:r>
-        <w:t xml:space="preserve"> is the c(0, 0) you use to initialise them. The simplest fix is to start them as NULL, because </w:t>
-      </w:r>
-      <w:proofErr w:type="spellStart"/>
-      <w:r>
-        <w:t>rbind</w:t>
-      </w:r>
-      <w:proofErr w:type="spellEnd"/>
-      <w:r>
-        <w:t>(NULL, x) just returns x.</w:t>
+        <w:t>The first row of pop_vector_B and pop_vector_C is the c(0, 0) you use to initialise them. The simplest fix is to start them as NULL, because rbind(NULL, x) just returns x.</w:t>
       </w:r>
     </w:p>
     <w:p>
@@ -219,48 +183,38 @@
       <w:pPr>
         <w:ind w:left="1800"/>
       </w:pPr>
+      <w:r>
+        <w:t>pop_vector_B &lt;- NULL</w:t>
+      </w:r>
+    </w:p>
+    <w:p>
+      <w:pPr>
+        <w:ind w:left="1800"/>
+      </w:pPr>
+      <w:r>
+        <w:t>pop_vector_C &lt;- NULL</w:t>
+      </w:r>
+    </w:p>
+    <w:p>
+      <w:pPr>
+        <w:ind w:left="1440"/>
+      </w:pPr>
+    </w:p>
+    <w:p>
+      <w:pPr>
+        <w:rPr>
+          <w:lang w:val="en-GB"/>
+        </w:rPr>
+      </w:pPr>
       <w:proofErr w:type="spellStart"/>
       <w:r>
-        <w:t>pop_vector_B</w:t>
+        <w:rPr>
+          <w:lang w:val="en-GB"/>
+        </w:rPr>
+        <w:t>Ellicit</w:t>
       </w:r>
       <w:proofErr w:type="spellEnd"/>
       <w:r>
-        <w:t xml:space="preserve"> &lt;- NULL</w:t>
-      </w:r>
-    </w:p>
-    <w:p>
-      <w:pPr>
-        <w:ind w:left="1800"/>
-      </w:pPr>
-      <w:proofErr w:type="spellStart"/>
-      <w:r>
-        <w:t>pop_vector_C</w:t>
-      </w:r>
-      <w:proofErr w:type="spellEnd"/>
-      <w:r>
-        <w:t xml:space="preserve"> &lt;- NULL</w:t>
-      </w:r>
-    </w:p>
-    <w:p>
-      <w:pPr>
-        <w:ind w:left="1440"/>
-      </w:pPr>
-    </w:p>
-    <w:p>
-      <w:pPr>
-        <w:rPr>
-          <w:lang w:val="en-GB"/>
-        </w:rPr>
-      </w:pPr>
-      <w:proofErr w:type="spellStart"/>
-      <w:r>
-        <w:rPr>
-          <w:lang w:val="en-GB"/>
-        </w:rPr>
-        <w:t>Ellicit</w:t>
-      </w:r>
-      <w:proofErr w:type="spellEnd"/>
-      <w:r>
         <w:rPr>
           <w:lang w:val="en-GB"/>
         </w:rPr>
@@ -275,7 +229,7 @@
     </w:p>
     <w:p>
       <w:pPr>
-        <w:pStyle w:val="ListParagraph"/>
+        <w:pStyle w:val="Listenabsatz"/>
         <w:numPr>
           <w:ilvl w:val="0"/>
           <w:numId w:val="4"/>
@@ -285,28 +239,258 @@
         </w:rPr>
       </w:pPr>
       <w:r>
-        <w:t xml:space="preserve">literature for habitat fragmentation, </w:t>
+        <w:t>literature for habitat fragmentation, escpacially in switzerland</w:t>
+      </w:r>
+    </w:p>
+    <w:p>
+      <w:pPr>
+        <w:rPr>
+          <w:lang w:val="en-GB"/>
+        </w:rPr>
+      </w:pPr>
+      <w:r>
+        <w:rPr>
+          <w:lang w:val="en-GB"/>
+        </w:rPr>
+        <w:t>Safeeya: U</w:t>
+      </w:r>
+      <w:r>
+        <w:rPr>
+          <w:lang w:val="en-GB"/>
+        </w:rPr>
+        <w:t>sed the free version of ChatGPT without signing up</w:t>
+      </w:r>
+      <w:r>
+        <w:rPr>
+          <w:lang w:val="en-GB"/>
+        </w:rPr>
+        <w:t>.</w:t>
+      </w:r>
+    </w:p>
+    <w:p>
+      <w:pPr>
+        <w:rPr>
+          <w:lang w:val="en-GB"/>
+        </w:rPr>
+      </w:pPr>
+      <w:r>
+        <w:rPr>
+          <w:lang w:val="en-GB"/>
+        </w:rPr>
+        <w:t>Because I was not signed up, I have no access to the history of the asked questions during the coding process</w:t>
+      </w:r>
+      <w:r>
+        <w:rPr>
+          <w:lang w:val="en-GB"/>
+        </w:rPr>
+        <w:t xml:space="preserve"> and am therefor not able to give the exact prompts. But ChatGPT was</w:t>
+      </w:r>
+      <w:r>
+        <w:rPr>
+          <w:lang w:val="en-GB"/>
+        </w:rPr>
+        <w:t xml:space="preserve"> used to assist programming in R Studio, in more detail for</w:t>
+      </w:r>
+      <w:r>
+        <w:rPr>
+          <w:lang w:val="en-GB"/>
+        </w:rPr>
+        <w:t>:</w:t>
+      </w:r>
+    </w:p>
+    <w:p>
+      <w:pPr>
+        <w:pStyle w:val="Listenabsatz"/>
+        <w:numPr>
+          <w:ilvl w:val="0"/>
+          <w:numId w:val="1"/>
+        </w:numPr>
+        <w:rPr>
+          <w:lang w:val="en-GB"/>
+        </w:rPr>
+      </w:pPr>
+      <w:r>
+        <w:rPr>
+          <w:lang w:val="en-GB"/>
+        </w:rPr>
+        <w:t>Code structuring</w:t>
+      </w:r>
+    </w:p>
+    <w:p>
+      <w:pPr>
+        <w:pStyle w:val="Listenabsatz"/>
+        <w:numPr>
+          <w:ilvl w:val="0"/>
+          <w:numId w:val="1"/>
+        </w:numPr>
+        <w:rPr>
+          <w:lang w:val="en-GB"/>
+        </w:rPr>
+      </w:pPr>
+      <w:r>
+        <w:rPr>
+          <w:lang w:val="en-GB"/>
+        </w:rPr>
+        <w:t>T</w:t>
+      </w:r>
+      <w:r>
+        <w:rPr>
+          <w:lang w:val="en-GB"/>
+        </w:rPr>
+        <w:t xml:space="preserve">roubleshooting </w:t>
+      </w:r>
+      <w:r>
+        <w:rPr>
+          <w:lang w:val="en-GB"/>
+        </w:rPr>
+        <w:t>e</w:t>
+      </w:r>
+      <w:r>
+        <w:rPr>
+          <w:lang w:val="en-GB"/>
+        </w:rPr>
+        <w:t xml:space="preserve">rror </w:t>
+      </w:r>
+      <w:r>
+        <w:rPr>
+          <w:lang w:val="en-GB"/>
+        </w:rPr>
+        <w:t>m</w:t>
+      </w:r>
+      <w:r>
+        <w:rPr>
+          <w:lang w:val="en-GB"/>
+        </w:rPr>
+        <w:t>essages</w:t>
+      </w:r>
+    </w:p>
+    <w:p>
+      <w:pPr>
+        <w:pStyle w:val="Listenabsatz"/>
+        <w:numPr>
+          <w:ilvl w:val="0"/>
+          <w:numId w:val="1"/>
+        </w:numPr>
+        <w:rPr>
+          <w:lang w:val="en-GB"/>
+        </w:rPr>
+      </w:pPr>
+      <w:r>
+        <w:rPr>
+          <w:lang w:val="en-GB"/>
+        </w:rPr>
+        <w:t xml:space="preserve">Improve and expand the function </w:t>
       </w:r>
       <w:proofErr w:type="spellStart"/>
       <w:r>
-        <w:t>escpacially</w:t>
+        <w:rPr>
+          <w:lang w:val="en-GB"/>
+        </w:rPr>
+        <w:t>simulate_</w:t>
+      </w:r>
+      <w:proofErr w:type="gramStart"/>
+      <w:r>
+        <w:rPr>
+          <w:lang w:val="en-GB"/>
+        </w:rPr>
+        <w:t>pop</w:t>
       </w:r>
       <w:proofErr w:type="spellEnd"/>
       <w:r>
-        <w:t xml:space="preserve"> in </w:t>
+        <w:rPr>
+          <w:lang w:val="en-GB"/>
+        </w:rPr>
+        <w:t>(</w:t>
+      </w:r>
+      <w:proofErr w:type="gramEnd"/>
+      <w:r>
+        <w:rPr>
+          <w:lang w:val="en-GB"/>
+        </w:rPr>
+        <w:t>) with the needed new parameters for the habitat fragmentation</w:t>
+      </w:r>
+      <w:r>
+        <w:rPr>
+          <w:lang w:val="en-GB"/>
+        </w:rPr>
+        <w:t xml:space="preserve"> project.</w:t>
+      </w:r>
+    </w:p>
+    <w:p>
+      <w:pPr>
+        <w:pStyle w:val="Listenabsatz"/>
+        <w:numPr>
+          <w:ilvl w:val="0"/>
+          <w:numId w:val="1"/>
+        </w:numPr>
+        <w:rPr>
+          <w:lang w:val="en-GB"/>
+        </w:rPr>
+      </w:pPr>
+      <w:r>
+        <w:rPr>
+          <w:lang w:val="en-GB"/>
+        </w:rPr>
+        <w:t xml:space="preserve">Checking for potential </w:t>
+      </w:r>
+      <w:r>
+        <w:rPr>
+          <w:lang w:val="en-GB"/>
+        </w:rPr>
+        <w:t xml:space="preserve">time </w:t>
+      </w:r>
+      <w:r>
+        <w:rPr>
+          <w:lang w:val="en-GB"/>
+        </w:rPr>
+        <w:t xml:space="preserve">errors within </w:t>
+      </w:r>
+      <w:r>
+        <w:rPr>
+          <w:lang w:val="en-GB"/>
+        </w:rPr>
+        <w:t xml:space="preserve">the </w:t>
+      </w:r>
+      <w:r>
+        <w:rPr>
+          <w:lang w:val="en-GB"/>
+        </w:rPr>
+        <w:t>“for” loops</w:t>
+      </w:r>
+      <w:r>
+        <w:rPr>
+          <w:lang w:val="en-GB"/>
+        </w:rPr>
+        <w:t xml:space="preserve"> in the </w:t>
       </w:r>
       <w:proofErr w:type="spellStart"/>
       <w:r>
-        <w:t>switzerland</w:t>
+        <w:rPr>
+          <w:lang w:val="en-GB"/>
+        </w:rPr>
+        <w:t>simulate_</w:t>
+      </w:r>
+      <w:proofErr w:type="gramStart"/>
+      <w:r>
+        <w:rPr>
+          <w:lang w:val="en-GB"/>
+        </w:rPr>
+        <w:t>pop</w:t>
       </w:r>
       <w:proofErr w:type="spellEnd"/>
-    </w:p>
-    <w:p>
-      <w:pPr>
-        <w:rPr>
-          <w:lang w:val="en-GB"/>
-        </w:rPr>
-      </w:pPr>
+      <w:r>
+        <w:rPr>
+          <w:lang w:val="en-GB"/>
+        </w:rPr>
+        <w:t>(</w:t>
+      </w:r>
+      <w:proofErr w:type="gramEnd"/>
+      <w:r>
+        <w:rPr>
+          <w:lang w:val="en-GB"/>
+        </w:rPr>
+        <w:t>) function.</w:t>
+      </w:r>
     </w:p>
     <w:p>
       <w:pPr>
@@ -803,7 +987,7 @@
         <w:kern w:val="2"/>
         <w:sz w:val="22"/>
         <w:szCs w:val="22"/>
-        <w:lang w:val="en-CH" w:eastAsia="en-US" w:bidi="ar-SA"/>
+        <w:lang w:eastAsia="en-US" w:bidi="ar-SA"/>
         <w14:ligatures w14:val="standardContextual"/>
       </w:rPr>
     </w:rPrDefault>
@@ -1191,15 +1375,15 @@
     <w:lsdException w:name="Unresolved Mention" w:semiHidden="1" w:unhideWhenUsed="1"/>
     <w:lsdException w:name="Smart Link" w:semiHidden="1" w:unhideWhenUsed="1"/>
   </w:latentStyles>
-  <w:style w:type="paragraph" w:default="1" w:styleId="Normal">
+  <w:style w:type="paragraph" w:default="1" w:styleId="Standard">
     <w:name w:val="Normal"/>
     <w:qFormat/>
   </w:style>
-  <w:style w:type="paragraph" w:styleId="Heading1">
+  <w:style w:type="paragraph" w:styleId="berschrift1">
     <w:name w:val="heading 1"/>
-    <w:basedOn w:val="Normal"/>
-    <w:next w:val="Normal"/>
-    <w:link w:val="Heading1Char"/>
+    <w:basedOn w:val="Standard"/>
+    <w:next w:val="Standard"/>
+    <w:link w:val="berschrift1Zchn"/>
     <w:uiPriority w:val="9"/>
     <w:qFormat/>
     <w:rsid w:val="00ED2143"/>
@@ -1216,11 +1400,11 @@
       <w:szCs w:val="40"/>
     </w:rPr>
   </w:style>
-  <w:style w:type="paragraph" w:styleId="Heading2">
+  <w:style w:type="paragraph" w:styleId="berschrift2">
     <w:name w:val="heading 2"/>
-    <w:basedOn w:val="Normal"/>
-    <w:next w:val="Normal"/>
-    <w:link w:val="Heading2Char"/>
+    <w:basedOn w:val="Standard"/>
+    <w:next w:val="Standard"/>
+    <w:link w:val="berschrift2Zchn"/>
     <w:uiPriority w:val="9"/>
     <w:semiHidden/>
     <w:unhideWhenUsed/>
@@ -1239,11 +1423,11 @@
       <w:szCs w:val="32"/>
     </w:rPr>
   </w:style>
-  <w:style w:type="paragraph" w:styleId="Heading3">
+  <w:style w:type="paragraph" w:styleId="berschrift3">
     <w:name w:val="heading 3"/>
-    <w:basedOn w:val="Normal"/>
-    <w:next w:val="Normal"/>
-    <w:link w:val="Heading3Char"/>
+    <w:basedOn w:val="Standard"/>
+    <w:next w:val="Standard"/>
+    <w:link w:val="berschrift3Zchn"/>
     <w:uiPriority w:val="9"/>
     <w:semiHidden/>
     <w:unhideWhenUsed/>
@@ -1262,11 +1446,11 @@
       <w:szCs w:val="28"/>
     </w:rPr>
   </w:style>
-  <w:style w:type="paragraph" w:styleId="Heading4">
+  <w:style w:type="paragraph" w:styleId="berschrift4">
     <w:name w:val="heading 4"/>
-    <w:basedOn w:val="Normal"/>
-    <w:next w:val="Normal"/>
-    <w:link w:val="Heading4Char"/>
+    <w:basedOn w:val="Standard"/>
+    <w:next w:val="Standard"/>
+    <w:link w:val="berschrift4Zchn"/>
     <w:uiPriority w:val="9"/>
     <w:semiHidden/>
     <w:unhideWhenUsed/>
@@ -1285,11 +1469,11 @@
       <w:color w:val="0F4761" w:themeColor="accent1" w:themeShade="BF"/>
     </w:rPr>
   </w:style>
-  <w:style w:type="paragraph" w:styleId="Heading5">
+  <w:style w:type="paragraph" w:styleId="berschrift5">
     <w:name w:val="heading 5"/>
-    <w:basedOn w:val="Normal"/>
-    <w:next w:val="Normal"/>
-    <w:link w:val="Heading5Char"/>
+    <w:basedOn w:val="Standard"/>
+    <w:next w:val="Standard"/>
+    <w:link w:val="berschrift5Zchn"/>
     <w:uiPriority w:val="9"/>
     <w:semiHidden/>
     <w:unhideWhenUsed/>
@@ -1306,11 +1490,11 @@
       <w:color w:val="0F4761" w:themeColor="accent1" w:themeShade="BF"/>
     </w:rPr>
   </w:style>
-  <w:style w:type="paragraph" w:styleId="Heading6">
+  <w:style w:type="paragraph" w:styleId="berschrift6">
     <w:name w:val="heading 6"/>
-    <w:basedOn w:val="Normal"/>
-    <w:next w:val="Normal"/>
-    <w:link w:val="Heading6Char"/>
+    <w:basedOn w:val="Standard"/>
+    <w:next w:val="Standard"/>
+    <w:link w:val="berschrift6Zchn"/>
     <w:uiPriority w:val="9"/>
     <w:semiHidden/>
     <w:unhideWhenUsed/>
@@ -1329,11 +1513,11 @@
       <w:color w:val="595959" w:themeColor="text1" w:themeTint="A6"/>
     </w:rPr>
   </w:style>
-  <w:style w:type="paragraph" w:styleId="Heading7">
+  <w:style w:type="paragraph" w:styleId="berschrift7">
     <w:name w:val="heading 7"/>
-    <w:basedOn w:val="Normal"/>
-    <w:next w:val="Normal"/>
-    <w:link w:val="Heading7Char"/>
+    <w:basedOn w:val="Standard"/>
+    <w:next w:val="Standard"/>
+    <w:link w:val="berschrift7Zchn"/>
     <w:uiPriority w:val="9"/>
     <w:semiHidden/>
     <w:unhideWhenUsed/>
@@ -1350,11 +1534,11 @@
       <w:color w:val="595959" w:themeColor="text1" w:themeTint="A6"/>
     </w:rPr>
   </w:style>
-  <w:style w:type="paragraph" w:styleId="Heading8">
+  <w:style w:type="paragraph" w:styleId="berschrift8">
     <w:name w:val="heading 8"/>
-    <w:basedOn w:val="Normal"/>
-    <w:next w:val="Normal"/>
-    <w:link w:val="Heading8Char"/>
+    <w:basedOn w:val="Standard"/>
+    <w:next w:val="Standard"/>
+    <w:link w:val="berschrift8Zchn"/>
     <w:uiPriority w:val="9"/>
     <w:semiHidden/>
     <w:unhideWhenUsed/>
@@ -1373,11 +1557,11 @@
       <w:color w:val="272727" w:themeColor="text1" w:themeTint="D8"/>
     </w:rPr>
   </w:style>
-  <w:style w:type="paragraph" w:styleId="Heading9">
+  <w:style w:type="paragraph" w:styleId="berschrift9">
     <w:name w:val="heading 9"/>
-    <w:basedOn w:val="Normal"/>
-    <w:next w:val="Normal"/>
-    <w:link w:val="Heading9Char"/>
+    <w:basedOn w:val="Standard"/>
+    <w:next w:val="Standard"/>
+    <w:link w:val="berschrift9Zchn"/>
     <w:uiPriority w:val="9"/>
     <w:semiHidden/>
     <w:unhideWhenUsed/>
@@ -1394,12 +1578,13 @@
       <w:color w:val="272727" w:themeColor="text1" w:themeTint="D8"/>
     </w:rPr>
   </w:style>
-  <w:style w:type="character" w:default="1" w:styleId="DefaultParagraphFont">
+  <w:style w:type="character" w:default="1" w:styleId="Absatz-Standardschriftart">
     <w:name w:val="Default Paragraph Font"/>
     <w:uiPriority w:val="1"/>
+    <w:semiHidden/>
     <w:unhideWhenUsed/>
   </w:style>
-  <w:style w:type="table" w:default="1" w:styleId="TableNormal">
+  <w:style w:type="table" w:default="1" w:styleId="NormaleTabelle">
     <w:name w:val="Normal Table"/>
     <w:uiPriority w:val="99"/>
     <w:semiHidden/>
@@ -1414,16 +1599,16 @@
       </w:tblCellMar>
     </w:tblPr>
   </w:style>
-  <w:style w:type="numbering" w:default="1" w:styleId="NoList">
+  <w:style w:type="numbering" w:default="1" w:styleId="KeineListe">
     <w:name w:val="No List"/>
     <w:uiPriority w:val="99"/>
     <w:semiHidden/>
     <w:unhideWhenUsed/>
   </w:style>
-  <w:style w:type="character" w:customStyle="1" w:styleId="Heading1Char">
-    <w:name w:val="Heading 1 Char"/>
-    <w:basedOn w:val="DefaultParagraphFont"/>
-    <w:link w:val="Heading1"/>
+  <w:style w:type="character" w:customStyle="1" w:styleId="berschrift1Zchn">
+    <w:name w:val="Überschrift 1 Zchn"/>
+    <w:basedOn w:val="Absatz-Standardschriftart"/>
+    <w:link w:val="berschrift1"/>
     <w:uiPriority w:val="9"/>
     <w:rsid w:val="00ED2143"/>
     <w:rPr>
@@ -1433,10 +1618,10 @@
       <w:szCs w:val="40"/>
     </w:rPr>
   </w:style>
-  <w:style w:type="character" w:customStyle="1" w:styleId="Heading2Char">
-    <w:name w:val="Heading 2 Char"/>
-    <w:basedOn w:val="DefaultParagraphFont"/>
-    <w:link w:val="Heading2"/>
+  <w:style w:type="character" w:customStyle="1" w:styleId="berschrift2Zchn">
+    <w:name w:val="Überschrift 2 Zchn"/>
+    <w:basedOn w:val="Absatz-Standardschriftart"/>
+    <w:link w:val="berschrift2"/>
     <w:uiPriority w:val="9"/>
     <w:semiHidden/>
     <w:rsid w:val="00ED2143"/>
@@ -1447,10 +1632,10 @@
       <w:szCs w:val="32"/>
     </w:rPr>
   </w:style>
-  <w:style w:type="character" w:customStyle="1" w:styleId="Heading3Char">
-    <w:name w:val="Heading 3 Char"/>
-    <w:basedOn w:val="DefaultParagraphFont"/>
-    <w:link w:val="Heading3"/>
+  <w:style w:type="character" w:customStyle="1" w:styleId="berschrift3Zchn">
+    <w:name w:val="Überschrift 3 Zchn"/>
+    <w:basedOn w:val="Absatz-Standardschriftart"/>
+    <w:link w:val="berschrift3"/>
     <w:uiPriority w:val="9"/>
     <w:semiHidden/>
     <w:rsid w:val="00ED2143"/>
@@ -1461,10 +1646,10 @@
       <w:szCs w:val="28"/>
     </w:rPr>
   </w:style>
-  <w:style w:type="character" w:customStyle="1" w:styleId="Heading4Char">
-    <w:name w:val="Heading 4 Char"/>
-    <w:basedOn w:val="DefaultParagraphFont"/>
-    <w:link w:val="Heading4"/>
+  <w:style w:type="character" w:customStyle="1" w:styleId="berschrift4Zchn">
+    <w:name w:val="Überschrift 4 Zchn"/>
+    <w:basedOn w:val="Absatz-Standardschriftart"/>
+    <w:link w:val="berschrift4"/>
     <w:uiPriority w:val="9"/>
     <w:semiHidden/>
     <w:rsid w:val="00ED2143"/>
@@ -1475,10 +1660,10 @@
       <w:color w:val="0F4761" w:themeColor="accent1" w:themeShade="BF"/>
     </w:rPr>
   </w:style>
-  <w:style w:type="character" w:customStyle="1" w:styleId="Heading5Char">
-    <w:name w:val="Heading 5 Char"/>
-    <w:basedOn w:val="DefaultParagraphFont"/>
-    <w:link w:val="Heading5"/>
+  <w:style w:type="character" w:customStyle="1" w:styleId="berschrift5Zchn">
+    <w:name w:val="Überschrift 5 Zchn"/>
+    <w:basedOn w:val="Absatz-Standardschriftart"/>
+    <w:link w:val="berschrift5"/>
     <w:uiPriority w:val="9"/>
     <w:semiHidden/>
     <w:rsid w:val="00ED2143"/>
@@ -1487,10 +1672,10 @@
       <w:color w:val="0F4761" w:themeColor="accent1" w:themeShade="BF"/>
     </w:rPr>
   </w:style>
-  <w:style w:type="character" w:customStyle="1" w:styleId="Heading6Char">
-    <w:name w:val="Heading 6 Char"/>
-    <w:basedOn w:val="DefaultParagraphFont"/>
-    <w:link w:val="Heading6"/>
+  <w:style w:type="character" w:customStyle="1" w:styleId="berschrift6Zchn">
+    <w:name w:val="Überschrift 6 Zchn"/>
+    <w:basedOn w:val="Absatz-Standardschriftart"/>
+    <w:link w:val="berschrift6"/>
     <w:uiPriority w:val="9"/>
     <w:semiHidden/>
     <w:rsid w:val="00ED2143"/>
@@ -1501,10 +1686,10 @@
       <w:color w:val="595959" w:themeColor="text1" w:themeTint="A6"/>
     </w:rPr>
   </w:style>
-  <w:style w:type="character" w:customStyle="1" w:styleId="Heading7Char">
-    <w:name w:val="Heading 7 Char"/>
-    <w:basedOn w:val="DefaultParagraphFont"/>
-    <w:link w:val="Heading7"/>
+  <w:style w:type="character" w:customStyle="1" w:styleId="berschrift7Zchn">
+    <w:name w:val="Überschrift 7 Zchn"/>
+    <w:basedOn w:val="Absatz-Standardschriftart"/>
+    <w:link w:val="berschrift7"/>
     <w:uiPriority w:val="9"/>
     <w:semiHidden/>
     <w:rsid w:val="00ED2143"/>
@@ -1513,10 +1698,10 @@
       <w:color w:val="595959" w:themeColor="text1" w:themeTint="A6"/>
     </w:rPr>
   </w:style>
-  <w:style w:type="character" w:customStyle="1" w:styleId="Heading8Char">
-    <w:name w:val="Heading 8 Char"/>
-    <w:basedOn w:val="DefaultParagraphFont"/>
-    <w:link w:val="Heading8"/>
+  <w:style w:type="character" w:customStyle="1" w:styleId="berschrift8Zchn">
+    <w:name w:val="Überschrift 8 Zchn"/>
+    <w:basedOn w:val="Absatz-Standardschriftart"/>
+    <w:link w:val="berschrift8"/>
     <w:uiPriority w:val="9"/>
     <w:semiHidden/>
     <w:rsid w:val="00ED2143"/>
@@ -1527,10 +1712,10 @@
       <w:color w:val="272727" w:themeColor="text1" w:themeTint="D8"/>
     </w:rPr>
   </w:style>
-  <w:style w:type="character" w:customStyle="1" w:styleId="Heading9Char">
-    <w:name w:val="Heading 9 Char"/>
-    <w:basedOn w:val="DefaultParagraphFont"/>
-    <w:link w:val="Heading9"/>
+  <w:style w:type="character" w:customStyle="1" w:styleId="berschrift9Zchn">
+    <w:name w:val="Überschrift 9 Zchn"/>
+    <w:basedOn w:val="Absatz-Standardschriftart"/>
+    <w:link w:val="berschrift9"/>
     <w:uiPriority w:val="9"/>
     <w:semiHidden/>
     <w:rsid w:val="00ED2143"/>
@@ -1539,11 +1724,11 @@
       <w:color w:val="272727" w:themeColor="text1" w:themeTint="D8"/>
     </w:rPr>
   </w:style>
-  <w:style w:type="paragraph" w:styleId="Title">
+  <w:style w:type="paragraph" w:styleId="Titel">
     <w:name w:val="Title"/>
-    <w:basedOn w:val="Normal"/>
-    <w:next w:val="Normal"/>
-    <w:link w:val="TitleChar"/>
+    <w:basedOn w:val="Standard"/>
+    <w:next w:val="Standard"/>
+    <w:link w:val="TitelZchn"/>
     <w:uiPriority w:val="10"/>
     <w:qFormat/>
     <w:rsid w:val="00ED2143"/>
@@ -1559,10 +1744,10 @@
       <w:szCs w:val="56"/>
     </w:rPr>
   </w:style>
-  <w:style w:type="character" w:customStyle="1" w:styleId="TitleChar">
-    <w:name w:val="Title Char"/>
-    <w:basedOn w:val="DefaultParagraphFont"/>
-    <w:link w:val="Title"/>
+  <w:style w:type="character" w:customStyle="1" w:styleId="TitelZchn">
+    <w:name w:val="Titel Zchn"/>
+    <w:basedOn w:val="Absatz-Standardschriftart"/>
+    <w:link w:val="Titel"/>
     <w:uiPriority w:val="10"/>
     <w:rsid w:val="00ED2143"/>
     <w:rPr>
@@ -1573,11 +1758,11 @@
       <w:szCs w:val="56"/>
     </w:rPr>
   </w:style>
-  <w:style w:type="paragraph" w:styleId="Subtitle">
+  <w:style w:type="paragraph" w:styleId="Untertitel">
     <w:name w:val="Subtitle"/>
-    <w:basedOn w:val="Normal"/>
-    <w:next w:val="Normal"/>
-    <w:link w:val="SubtitleChar"/>
+    <w:basedOn w:val="Standard"/>
+    <w:next w:val="Standard"/>
+    <w:link w:val="UntertitelZchn"/>
     <w:uiPriority w:val="11"/>
     <w:qFormat/>
     <w:rsid w:val="00ED2143"/>
@@ -1594,10 +1779,10 @@
       <w:szCs w:val="28"/>
     </w:rPr>
   </w:style>
-  <w:style w:type="character" w:customStyle="1" w:styleId="SubtitleChar">
-    <w:name w:val="Subtitle Char"/>
-    <w:basedOn w:val="DefaultParagraphFont"/>
-    <w:link w:val="Subtitle"/>
+  <w:style w:type="character" w:customStyle="1" w:styleId="UntertitelZchn">
+    <w:name w:val="Untertitel Zchn"/>
+    <w:basedOn w:val="Absatz-Standardschriftart"/>
+    <w:link w:val="Untertitel"/>
     <w:uiPriority w:val="11"/>
     <w:rsid w:val="00ED2143"/>
     <w:rPr>
@@ -1608,11 +1793,11 @@
       <w:szCs w:val="28"/>
     </w:rPr>
   </w:style>
-  <w:style w:type="paragraph" w:styleId="Quote">
+  <w:style w:type="paragraph" w:styleId="Zitat">
     <w:name w:val="Quote"/>
-    <w:basedOn w:val="Normal"/>
-    <w:next w:val="Normal"/>
-    <w:link w:val="QuoteChar"/>
+    <w:basedOn w:val="Standard"/>
+    <w:next w:val="Standard"/>
+    <w:link w:val="ZitatZchn"/>
     <w:uiPriority w:val="29"/>
     <w:qFormat/>
     <w:rsid w:val="00ED2143"/>
@@ -1626,10 +1811,10 @@
       <w:color w:val="404040" w:themeColor="text1" w:themeTint="BF"/>
     </w:rPr>
   </w:style>
-  <w:style w:type="character" w:customStyle="1" w:styleId="QuoteChar">
-    <w:name w:val="Quote Char"/>
-    <w:basedOn w:val="DefaultParagraphFont"/>
-    <w:link w:val="Quote"/>
+  <w:style w:type="character" w:customStyle="1" w:styleId="ZitatZchn">
+    <w:name w:val="Zitat Zchn"/>
+    <w:basedOn w:val="Absatz-Standardschriftart"/>
+    <w:link w:val="Zitat"/>
     <w:uiPriority w:val="29"/>
     <w:rsid w:val="00ED2143"/>
     <w:rPr>
@@ -1638,9 +1823,9 @@
       <w:color w:val="404040" w:themeColor="text1" w:themeTint="BF"/>
     </w:rPr>
   </w:style>
-  <w:style w:type="paragraph" w:styleId="ListParagraph">
+  <w:style w:type="paragraph" w:styleId="Listenabsatz">
     <w:name w:val="List Paragraph"/>
-    <w:basedOn w:val="Normal"/>
+    <w:basedOn w:val="Standard"/>
     <w:uiPriority w:val="34"/>
     <w:qFormat/>
     <w:rsid w:val="00ED2143"/>
@@ -1649,9 +1834,9 @@
       <w:contextualSpacing/>
     </w:pPr>
   </w:style>
-  <w:style w:type="character" w:styleId="IntenseEmphasis">
+  <w:style w:type="character" w:styleId="IntensiveHervorhebung">
     <w:name w:val="Intense Emphasis"/>
-    <w:basedOn w:val="DefaultParagraphFont"/>
+    <w:basedOn w:val="Absatz-Standardschriftart"/>
     <w:uiPriority w:val="21"/>
     <w:qFormat/>
     <w:rsid w:val="00ED2143"/>
@@ -1661,11 +1846,11 @@
       <w:color w:val="0F4761" w:themeColor="accent1" w:themeShade="BF"/>
     </w:rPr>
   </w:style>
-  <w:style w:type="paragraph" w:styleId="IntenseQuote">
+  <w:style w:type="paragraph" w:styleId="IntensivesZitat">
     <w:name w:val="Intense Quote"/>
-    <w:basedOn w:val="Normal"/>
-    <w:next w:val="Normal"/>
-    <w:link w:val="IntenseQuoteChar"/>
+    <w:basedOn w:val="Standard"/>
+    <w:next w:val="Standard"/>
+    <w:link w:val="IntensivesZitatZchn"/>
     <w:uiPriority w:val="30"/>
     <w:qFormat/>
     <w:rsid w:val="00ED2143"/>
@@ -1684,10 +1869,10 @@
       <w:color w:val="0F4761" w:themeColor="accent1" w:themeShade="BF"/>
     </w:rPr>
   </w:style>
-  <w:style w:type="character" w:customStyle="1" w:styleId="IntenseQuoteChar">
-    <w:name w:val="Intense Quote Char"/>
-    <w:basedOn w:val="DefaultParagraphFont"/>
-    <w:link w:val="IntenseQuote"/>
+  <w:style w:type="character" w:customStyle="1" w:styleId="IntensivesZitatZchn">
+    <w:name w:val="Intensives Zitat Zchn"/>
+    <w:basedOn w:val="Absatz-Standardschriftart"/>
+    <w:link w:val="IntensivesZitat"/>
     <w:uiPriority w:val="30"/>
     <w:rsid w:val="00ED2143"/>
     <w:rPr>
@@ -1696,9 +1881,9 @@
       <w:color w:val="0F4761" w:themeColor="accent1" w:themeShade="BF"/>
     </w:rPr>
   </w:style>
-  <w:style w:type="character" w:styleId="IntenseReference">
+  <w:style w:type="character" w:styleId="IntensiverVerweis">
     <w:name w:val="Intense Reference"/>
-    <w:basedOn w:val="DefaultParagraphFont"/>
+    <w:basedOn w:val="Absatz-Standardschriftart"/>
     <w:uiPriority w:val="32"/>
     <w:qFormat/>
     <w:rsid w:val="00ED2143"/>

--- a/AI.Prompts.THEE.Fragmentation.docx
+++ b/AI.Prompts.THEE.Fragmentation.docx
@@ -13,7 +13,21 @@
         <w:rPr>
           <w:lang w:val="en-GB"/>
         </w:rPr>
-        <w:t>AI usage in THEE  Project Fragmentation</w:t>
+        <w:t xml:space="preserve">AI usage in </w:t>
+      </w:r>
+      <w:proofErr w:type="gramStart"/>
+      <w:r>
+        <w:rPr>
+          <w:lang w:val="en-GB"/>
+        </w:rPr>
+        <w:t>THEE  Project</w:t>
+      </w:r>
+      <w:proofErr w:type="gramEnd"/>
+      <w:r>
+        <w:rPr>
+          <w:lang w:val="en-GB"/>
+        </w:rPr>
+        <w:t xml:space="preserve"> Fragmentation</w:t>
       </w:r>
     </w:p>
     <w:p>
@@ -93,10 +107,26 @@
         </w:numPr>
       </w:pPr>
       <w:r>
-        <w:t>do we have a override issue?</w:t>
-      </w:r>
-      <w:r>
-        <w:t xml:space="preserve">(supplemented code for plotting) </w:t>
+        <w:t xml:space="preserve">do we have </w:t>
+      </w:r>
+      <w:proofErr w:type="gramStart"/>
+      <w:r>
+        <w:t>a</w:t>
+      </w:r>
+      <w:proofErr w:type="gramEnd"/>
+      <w:r>
+        <w:t xml:space="preserve"> override </w:t>
+      </w:r>
+      <w:proofErr w:type="gramStart"/>
+      <w:r>
+        <w:t>issue?</w:t>
+      </w:r>
+      <w:r>
+        <w:t>(</w:t>
+      </w:r>
+      <w:proofErr w:type="gramEnd"/>
+      <w:r>
+        <w:t xml:space="preserve">supplemented code for plotting) </w:t>
       </w:r>
     </w:p>
     <w:p>
@@ -111,7 +141,15 @@
         </w:rPr>
       </w:pPr>
       <w:r>
-        <w:t xml:space="preserve">Duplicate legend() in </w:t>
+        <w:t xml:space="preserve">Duplicate </w:t>
+      </w:r>
+      <w:proofErr w:type="gramStart"/>
+      <w:r>
+        <w:t>legend(</w:t>
+      </w:r>
+      <w:proofErr w:type="gramEnd"/>
+      <w:r>
+        <w:t xml:space="preserve">) in </w:t>
       </w:r>
       <w:proofErr w:type="spellStart"/>
       <w:r>
@@ -156,7 +194,15 @@
         </w:numPr>
       </w:pPr>
       <w:r>
-        <w:t>in this code the list of b and c begin empty , how to remove the first row</w:t>
+        <w:t xml:space="preserve">in this code the list of b and c begin </w:t>
+      </w:r>
+      <w:proofErr w:type="gramStart"/>
+      <w:r>
+        <w:t>empty ,</w:t>
+      </w:r>
+      <w:proofErr w:type="gramEnd"/>
+      <w:r>
+        <w:t xml:space="preserve"> how to remove the first row</w:t>
       </w:r>
     </w:p>
     <w:p>
@@ -184,15 +230,28 @@
       </w:r>
       <w:proofErr w:type="spellEnd"/>
       <w:r>
-        <w:t xml:space="preserve"> is the c(0, 0) you use to initialise them. The simplest fix is to start them as NULL, because </w:t>
+        <w:t xml:space="preserve"> is the </w:t>
+      </w:r>
+      <w:proofErr w:type="gramStart"/>
+      <w:r>
+        <w:t>c(</w:t>
+      </w:r>
+      <w:proofErr w:type="gramEnd"/>
+      <w:r>
+        <w:t xml:space="preserve">0, 0) you use to initialise them. The simplest fix is to start them as NULL, because </w:t>
       </w:r>
       <w:proofErr w:type="spellStart"/>
+      <w:proofErr w:type="gramStart"/>
       <w:r>
         <w:t>rbind</w:t>
       </w:r>
       <w:proofErr w:type="spellEnd"/>
       <w:r>
-        <w:t>(NULL, x) just returns x.</w:t>
+        <w:t>(</w:t>
+      </w:r>
+      <w:proofErr w:type="gramEnd"/>
+      <w:r>
+        <w:t>NULL, x) just returns x.</w:t>
       </w:r>
     </w:p>
     <w:p>
@@ -240,6 +299,481 @@
       <w:r>
         <w:t xml:space="preserve"> &lt;- NULL</w:t>
       </w:r>
+    </w:p>
+    <w:p>
+      <w:pPr>
+        <w:pStyle w:val="ListParagraph"/>
+        <w:numPr>
+          <w:ilvl w:val="0"/>
+          <w:numId w:val="6"/>
+        </w:numPr>
+      </w:pPr>
+      <w:r>
+        <w:t xml:space="preserve">Could you show me how to make the equation in our code for the </w:t>
+      </w:r>
+      <w:proofErr w:type="spellStart"/>
+      <w:r>
+        <w:t>Rmd</w:t>
+      </w:r>
+      <w:proofErr w:type="spellEnd"/>
+      <w:r>
+        <w:t>?</w:t>
+      </w:r>
+    </w:p>
+    <w:p>
+      <w:pPr>
+        <w:pStyle w:val="ListParagraph"/>
+        <w:numPr>
+          <w:ilvl w:val="0"/>
+          <w:numId w:val="1"/>
+        </w:numPr>
+      </w:pPr>
+      <m:oMath>
+        <m:sSub>
+          <m:sSubPr>
+            <m:ctrlPr>
+              <w:rPr>
+                <w:rFonts w:ascii="Cambria Math" w:hAnsi="Cambria Math"/>
+              </w:rPr>
+            </m:ctrlPr>
+          </m:sSubPr>
+          <m:e>
+            <m:acc>
+              <m:accPr>
+                <m:chr m:val="̅"/>
+                <m:ctrlPr>
+                  <w:rPr>
+                    <w:rFonts w:ascii="Cambria Math" w:hAnsi="Cambria Math"/>
+                  </w:rPr>
+                </m:ctrlPr>
+              </m:accPr>
+              <m:e>
+                <m:r>
+                  <w:rPr>
+                    <w:rFonts w:ascii="Cambria Math" w:hAnsi="Cambria Math"/>
+                  </w:rPr>
+                  <m:t>N</m:t>
+                </m:r>
+              </m:e>
+            </m:acc>
+          </m:e>
+          <m:sub>
+            <m:r>
+              <w:rPr>
+                <w:rFonts w:ascii="Cambria Math" w:hAnsi="Cambria Math"/>
+              </w:rPr>
+              <m:t>a</m:t>
+            </m:r>
+          </m:sub>
+        </m:sSub>
+        <m:r>
+          <w:rPr>
+            <w:rFonts w:ascii="Cambria Math" w:hAnsi="Cambria Math"/>
+          </w:rPr>
+          <m:t>=</m:t>
+        </m:r>
+        <m:sSub>
+          <m:sSubPr>
+            <m:ctrlPr>
+              <w:rPr>
+                <w:rFonts w:ascii="Cambria Math" w:hAnsi="Cambria Math"/>
+              </w:rPr>
+            </m:ctrlPr>
+          </m:sSubPr>
+          <m:e>
+            <m:r>
+              <w:rPr>
+                <w:rFonts w:ascii="Cambria Math" w:hAnsi="Cambria Math"/>
+              </w:rPr>
+              <m:t>N</m:t>
+            </m:r>
+          </m:e>
+          <m:sub>
+            <m:r>
+              <w:rPr>
+                <w:rFonts w:ascii="Cambria Math" w:hAnsi="Cambria Math"/>
+              </w:rPr>
+              <m:t>a</m:t>
+            </m:r>
+          </m:sub>
+        </m:sSub>
+        <m:r>
+          <w:rPr>
+            <w:rFonts w:ascii="Cambria Math" w:hAnsi="Cambria Math"/>
+          </w:rPr>
+          <m:t> </m:t>
+        </m:r>
+        <m:func>
+          <m:funcPr>
+            <m:ctrlPr>
+              <w:rPr>
+                <w:rFonts w:ascii="Cambria Math" w:hAnsi="Cambria Math"/>
+              </w:rPr>
+            </m:ctrlPr>
+          </m:funcPr>
+          <m:fName>
+            <m:r>
+              <m:rPr>
+                <m:sty m:val="p"/>
+              </m:rPr>
+              <w:rPr>
+                <w:rFonts w:ascii="Cambria Math" w:hAnsi="Cambria Math"/>
+              </w:rPr>
+              <m:t>max</m:t>
+            </m:r>
+          </m:fName>
+          <m:e>
+            <m:r>
+              <w:rPr>
+                <w:rFonts w:ascii="Cambria Math" w:hAnsi="Cambria Math"/>
+              </w:rPr>
+              <m:t>​</m:t>
+            </m:r>
+          </m:e>
+        </m:func>
+        <m:d>
+          <m:dPr>
+            <m:ctrlPr>
+              <w:rPr>
+                <w:rFonts w:ascii="Cambria Math" w:hAnsi="Cambria Math"/>
+              </w:rPr>
+            </m:ctrlPr>
+          </m:dPr>
+          <m:e>
+            <m:r>
+              <w:rPr>
+                <w:rFonts w:ascii="Cambria Math" w:hAnsi="Cambria Math"/>
+              </w:rPr>
+              <m:t>0, 1+</m:t>
+            </m:r>
+            <m:sSub>
+              <m:sSubPr>
+                <m:ctrlPr>
+                  <w:rPr>
+                    <w:rFonts w:ascii="Cambria Math" w:hAnsi="Cambria Math"/>
+                  </w:rPr>
+                </m:ctrlPr>
+              </m:sSubPr>
+              <m:e>
+                <m:r>
+                  <w:rPr>
+                    <w:rFonts w:ascii="Cambria Math" w:hAnsi="Cambria Math"/>
+                  </w:rPr>
+                  <m:t>ρ</m:t>
+                </m:r>
+              </m:e>
+              <m:sub>
+                <m:r>
+                  <w:rPr>
+                    <w:rFonts w:ascii="Cambria Math" w:hAnsi="Cambria Math"/>
+                  </w:rPr>
+                  <m:t>a</m:t>
+                </m:r>
+              </m:sub>
+            </m:sSub>
+            <m:r>
+              <w:rPr>
+                <w:rFonts w:ascii="Cambria Math" w:hAnsi="Cambria Math"/>
+              </w:rPr>
+              <m:t>-</m:t>
+            </m:r>
+            <m:sSub>
+              <m:sSubPr>
+                <m:ctrlPr>
+                  <w:rPr>
+                    <w:rFonts w:ascii="Cambria Math" w:hAnsi="Cambria Math"/>
+                  </w:rPr>
+                </m:ctrlPr>
+              </m:sSubPr>
+              <m:e>
+                <m:r>
+                  <w:rPr>
+                    <w:rFonts w:ascii="Cambria Math" w:hAnsi="Cambria Math"/>
+                  </w:rPr>
+                  <m:t>ρ</m:t>
+                </m:r>
+              </m:e>
+              <m:sub>
+                <m:r>
+                  <w:rPr>
+                    <w:rFonts w:ascii="Cambria Math" w:hAnsi="Cambria Math"/>
+                  </w:rPr>
+                  <m:t>A</m:t>
+                </m:r>
+              </m:sub>
+            </m:sSub>
+            <m:f>
+              <m:fPr>
+                <m:ctrlPr>
+                  <w:rPr>
+                    <w:rFonts w:ascii="Cambria Math" w:hAnsi="Cambria Math"/>
+                  </w:rPr>
+                </m:ctrlPr>
+              </m:fPr>
+              <m:num>
+                <m:sSub>
+                  <m:sSubPr>
+                    <m:ctrlPr>
+                      <w:rPr>
+                        <w:rFonts w:ascii="Cambria Math" w:hAnsi="Cambria Math"/>
+                      </w:rPr>
+                    </m:ctrlPr>
+                  </m:sSubPr>
+                  <m:e>
+                    <m:r>
+                      <w:rPr>
+                        <w:rFonts w:ascii="Cambria Math" w:hAnsi="Cambria Math"/>
+                      </w:rPr>
+                      <m:t>N</m:t>
+                    </m:r>
+                  </m:e>
+                  <m:sub>
+                    <m:r>
+                      <w:rPr>
+                        <w:rFonts w:ascii="Cambria Math" w:hAnsi="Cambria Math"/>
+                      </w:rPr>
+                      <m:t>tot</m:t>
+                    </m:r>
+                  </m:sub>
+                </m:sSub>
+              </m:num>
+              <m:den>
+                <m:r>
+                  <w:rPr>
+                    <w:rFonts w:ascii="Cambria Math" w:hAnsi="Cambria Math"/>
+                  </w:rPr>
+                  <m:t>K</m:t>
+                </m:r>
+              </m:den>
+            </m:f>
+          </m:e>
+        </m:d>
+        <m:r>
+          <w:rPr>
+            <w:rFonts w:ascii="Cambria Math" w:hAnsi="Cambria Math"/>
+          </w:rPr>
+          <m:t>,  </m:t>
+        </m:r>
+        <m:sSub>
+          <m:sSubPr>
+            <m:ctrlPr>
+              <w:rPr>
+                <w:rFonts w:ascii="Cambria Math" w:hAnsi="Cambria Math"/>
+              </w:rPr>
+            </m:ctrlPr>
+          </m:sSubPr>
+          <m:e>
+            <m:acc>
+              <m:accPr>
+                <m:chr m:val="̅"/>
+                <m:ctrlPr>
+                  <w:rPr>
+                    <w:rFonts w:ascii="Cambria Math" w:hAnsi="Cambria Math"/>
+                  </w:rPr>
+                </m:ctrlPr>
+              </m:accPr>
+              <m:e>
+                <m:r>
+                  <w:rPr>
+                    <w:rFonts w:ascii="Cambria Math" w:hAnsi="Cambria Math"/>
+                  </w:rPr>
+                  <m:t>N</m:t>
+                </m:r>
+              </m:e>
+            </m:acc>
+          </m:e>
+          <m:sub>
+            <m:r>
+              <w:rPr>
+                <w:rFonts w:ascii="Cambria Math" w:hAnsi="Cambria Math"/>
+              </w:rPr>
+              <m:t>A</m:t>
+            </m:r>
+          </m:sub>
+        </m:sSub>
+        <m:r>
+          <w:rPr>
+            <w:rFonts w:ascii="Cambria Math" w:hAnsi="Cambria Math"/>
+          </w:rPr>
+          <m:t>=</m:t>
+        </m:r>
+        <m:sSub>
+          <m:sSubPr>
+            <m:ctrlPr>
+              <w:rPr>
+                <w:rFonts w:ascii="Cambria Math" w:hAnsi="Cambria Math"/>
+              </w:rPr>
+            </m:ctrlPr>
+          </m:sSubPr>
+          <m:e>
+            <m:r>
+              <w:rPr>
+                <w:rFonts w:ascii="Cambria Math" w:hAnsi="Cambria Math"/>
+              </w:rPr>
+              <m:t>N</m:t>
+            </m:r>
+          </m:e>
+          <m:sub>
+            <m:r>
+              <w:rPr>
+                <w:rFonts w:ascii="Cambria Math" w:hAnsi="Cambria Math"/>
+              </w:rPr>
+              <m:t>A</m:t>
+            </m:r>
+          </m:sub>
+        </m:sSub>
+        <m:r>
+          <w:rPr>
+            <w:rFonts w:ascii="Cambria Math" w:hAnsi="Cambria Math"/>
+          </w:rPr>
+          <m:t> </m:t>
+        </m:r>
+        <m:func>
+          <m:funcPr>
+            <m:ctrlPr>
+              <w:rPr>
+                <w:rFonts w:ascii="Cambria Math" w:hAnsi="Cambria Math"/>
+              </w:rPr>
+            </m:ctrlPr>
+          </m:funcPr>
+          <m:fName>
+            <m:r>
+              <m:rPr>
+                <m:sty m:val="p"/>
+              </m:rPr>
+              <w:rPr>
+                <w:rFonts w:ascii="Cambria Math" w:hAnsi="Cambria Math"/>
+              </w:rPr>
+              <m:t>max</m:t>
+            </m:r>
+          </m:fName>
+          <m:e>
+            <m:r>
+              <w:rPr>
+                <w:rFonts w:ascii="Cambria Math" w:hAnsi="Cambria Math"/>
+              </w:rPr>
+              <m:t>​</m:t>
+            </m:r>
+          </m:e>
+        </m:func>
+        <m:d>
+          <m:dPr>
+            <m:ctrlPr>
+              <w:rPr>
+                <w:rFonts w:ascii="Cambria Math" w:hAnsi="Cambria Math"/>
+              </w:rPr>
+            </m:ctrlPr>
+          </m:dPr>
+          <m:e>
+            <m:r>
+              <w:rPr>
+                <w:rFonts w:ascii="Cambria Math" w:hAnsi="Cambria Math"/>
+              </w:rPr>
+              <m:t>0, 1+</m:t>
+            </m:r>
+            <m:sSub>
+              <m:sSubPr>
+                <m:ctrlPr>
+                  <w:rPr>
+                    <w:rFonts w:ascii="Cambria Math" w:hAnsi="Cambria Math"/>
+                  </w:rPr>
+                </m:ctrlPr>
+              </m:sSubPr>
+              <m:e>
+                <m:r>
+                  <w:rPr>
+                    <w:rFonts w:ascii="Cambria Math" w:hAnsi="Cambria Math"/>
+                  </w:rPr>
+                  <m:t>ρ</m:t>
+                </m:r>
+              </m:e>
+              <m:sub>
+                <m:r>
+                  <w:rPr>
+                    <w:rFonts w:ascii="Cambria Math" w:hAnsi="Cambria Math"/>
+                  </w:rPr>
+                  <m:t>A</m:t>
+                </m:r>
+              </m:sub>
+            </m:sSub>
+            <m:r>
+              <w:rPr>
+                <w:rFonts w:ascii="Cambria Math" w:hAnsi="Cambria Math"/>
+              </w:rPr>
+              <m:t>-</m:t>
+            </m:r>
+            <m:sSub>
+              <m:sSubPr>
+                <m:ctrlPr>
+                  <w:rPr>
+                    <w:rFonts w:ascii="Cambria Math" w:hAnsi="Cambria Math"/>
+                  </w:rPr>
+                </m:ctrlPr>
+              </m:sSubPr>
+              <m:e>
+                <m:r>
+                  <w:rPr>
+                    <w:rFonts w:ascii="Cambria Math" w:hAnsi="Cambria Math"/>
+                  </w:rPr>
+                  <m:t>ρ</m:t>
+                </m:r>
+              </m:e>
+              <m:sub>
+                <m:r>
+                  <w:rPr>
+                    <w:rFonts w:ascii="Cambria Math" w:hAnsi="Cambria Math"/>
+                  </w:rPr>
+                  <m:t>A</m:t>
+                </m:r>
+              </m:sub>
+            </m:sSub>
+            <m:f>
+              <m:fPr>
+                <m:ctrlPr>
+                  <w:rPr>
+                    <w:rFonts w:ascii="Cambria Math" w:hAnsi="Cambria Math"/>
+                  </w:rPr>
+                </m:ctrlPr>
+              </m:fPr>
+              <m:num>
+                <m:sSub>
+                  <m:sSubPr>
+                    <m:ctrlPr>
+                      <w:rPr>
+                        <w:rFonts w:ascii="Cambria Math" w:hAnsi="Cambria Math"/>
+                      </w:rPr>
+                    </m:ctrlPr>
+                  </m:sSubPr>
+                  <m:e>
+                    <m:r>
+                      <w:rPr>
+                        <w:rFonts w:ascii="Cambria Math" w:hAnsi="Cambria Math"/>
+                      </w:rPr>
+                      <m:t>N</m:t>
+                    </m:r>
+                  </m:e>
+                  <m:sub>
+                    <m:r>
+                      <w:rPr>
+                        <w:rFonts w:ascii="Cambria Math" w:hAnsi="Cambria Math"/>
+                      </w:rPr>
+                      <m:t>tot</m:t>
+                    </m:r>
+                  </m:sub>
+                </m:sSub>
+              </m:num>
+              <m:den>
+                <m:r>
+                  <w:rPr>
+                    <w:rFonts w:ascii="Cambria Math" w:hAnsi="Cambria Math"/>
+                  </w:rPr>
+                  <m:t>K</m:t>
+                </m:r>
+              </m:den>
+            </m:f>
+          </m:e>
+        </m:d>
+      </m:oMath>
     </w:p>
     <w:p>
       <w:pPr>
@@ -329,6 +863,119 @@
 <file path=word/numbering.xml><?xml version="1.0" encoding="utf-8"?>
 <w:numbering xmlns:wpc="http://schemas.microsoft.com/office/word/2010/wordprocessingCanvas" xmlns:cx="http://schemas.microsoft.com/office/drawing/2014/chartex" xmlns:cx1="http://schemas.microsoft.com/office/drawing/2015/9/8/chartex" xmlns:cx2="http://schemas.microsoft.com/office/drawing/2015/10/21/chartex" xmlns:cx3="http://schemas.microsoft.com/office/drawing/2016/5/9/chartex" xmlns:cx4="http://schemas.microsoft.com/office/drawing/2016/5/10/chartex" xmlns:cx5="http://schemas.microsoft.com/office/drawing/2016/5/11/chartex" xmlns:cx6="http://schemas.microsoft.com/office/drawing/2016/5/12/chartex" xmlns:cx7="http://schemas.microsoft.com/office/drawing/2016/5/13/chartex" xmlns:cx8="http://schemas.microsoft.com/office/drawing/2016/5/14/chartex" xmlns:mc="http://schemas.openxmlformats.org/markup-compatibility/2006" xmlns:aink="http://schemas.microsoft.com/office/drawing/2016/ink" xmlns:am3d="http://schemas.microsoft.com/office/drawing/2017/model3d" xmlns:o="urn:schemas-microsoft-com:office:office" xmlns:oel="http://schemas.microsoft.com/office/2019/extlst" xmlns:r="http://schemas.openxmlformats.org/officeDocument/2006/relationships" xmlns:m="http://schemas.openxmlformats.org/officeDocument/2006/math" xmlns:v="urn:schemas-microsoft-com:vml" xmlns:wp14="http://schemas.microsoft.com/office/word/2010/wordprocessingDrawing" xmlns:wp="http://schemas.openxmlformats.org/drawingml/2006/wordprocessingDrawing" xmlns:w10="urn:schemas-microsoft-com:office:word" xmlns:w="http://schemas.openxmlformats.org/wordprocessingml/2006/main" xmlns:w14="http://schemas.microsoft.com/office/word/2010/wordml" xmlns:w15="http://schemas.microsoft.com/office/word/2012/wordml" xmlns:w16cex="http://schemas.microsoft.com/office/word/2018/wordml/cex" xmlns:w16cid="http://schemas.microsoft.com/office/word/2016/wordml/cid" xmlns:w16="http://schemas.microsoft.com/office/word/2018/wordml" xmlns:w16du="http://schemas.microsoft.com/office/word/2023/wordml/word16du" xmlns:w16sdtdh="http://schemas.microsoft.com/office/word/2020/wordml/sdtdatahash" xmlns:w16sdtfl="http://schemas.microsoft.com/office/word/2024/wordml/sdtformatlock" xmlns:w16se="http://schemas.microsoft.com/office/word/2015/wordml/symex" xmlns:wpg="http://schemas.microsoft.com/office/word/2010/wordprocessingGroup" xmlns:wpi="http://schemas.microsoft.com/office/word/2010/wordprocessingInk" xmlns:wne="http://schemas.microsoft.com/office/word/2006/wordml" xmlns:wps="http://schemas.microsoft.com/office/word/2010/wordprocessingShape" mc:Ignorable="w14 w15 w16se w16cid w16 w16cex w16sdtdh w16sdtfl w16du wp14">
   <w:abstractNum w:abstractNumId="0" w15:restartNumberingAfterBreak="0">
+    <w:nsid w:val="0C5310A4"/>
+    <w:multiLevelType w:val="hybridMultilevel"/>
+    <w:tmpl w:val="0A98E88A"/>
+    <w:lvl w:ilvl="0" w:tplc="20000001">
+      <w:start w:val="1"/>
+      <w:numFmt w:val="bullet"/>
+      <w:lvlText w:val=""/>
+      <w:lvlJc w:val="left"/>
+      <w:pPr>
+        <w:ind w:left="2520" w:hanging="360"/>
+      </w:pPr>
+      <w:rPr>
+        <w:rFonts w:ascii="Symbol" w:hAnsi="Symbol" w:hint="default"/>
+      </w:rPr>
+    </w:lvl>
+    <w:lvl w:ilvl="1" w:tplc="20000003" w:tentative="1">
+      <w:start w:val="1"/>
+      <w:numFmt w:val="bullet"/>
+      <w:lvlText w:val="o"/>
+      <w:lvlJc w:val="left"/>
+      <w:pPr>
+        <w:ind w:left="3240" w:hanging="360"/>
+      </w:pPr>
+      <w:rPr>
+        <w:rFonts w:ascii="Courier New" w:hAnsi="Courier New" w:cs="Courier New" w:hint="default"/>
+      </w:rPr>
+    </w:lvl>
+    <w:lvl w:ilvl="2" w:tplc="20000005" w:tentative="1">
+      <w:start w:val="1"/>
+      <w:numFmt w:val="bullet"/>
+      <w:lvlText w:val=""/>
+      <w:lvlJc w:val="left"/>
+      <w:pPr>
+        <w:ind w:left="3960" w:hanging="360"/>
+      </w:pPr>
+      <w:rPr>
+        <w:rFonts w:ascii="Wingdings" w:hAnsi="Wingdings" w:hint="default"/>
+      </w:rPr>
+    </w:lvl>
+    <w:lvl w:ilvl="3" w:tplc="20000001" w:tentative="1">
+      <w:start w:val="1"/>
+      <w:numFmt w:val="bullet"/>
+      <w:lvlText w:val=""/>
+      <w:lvlJc w:val="left"/>
+      <w:pPr>
+        <w:ind w:left="4680" w:hanging="360"/>
+      </w:pPr>
+      <w:rPr>
+        <w:rFonts w:ascii="Symbol" w:hAnsi="Symbol" w:hint="default"/>
+      </w:rPr>
+    </w:lvl>
+    <w:lvl w:ilvl="4" w:tplc="20000003" w:tentative="1">
+      <w:start w:val="1"/>
+      <w:numFmt w:val="bullet"/>
+      <w:lvlText w:val="o"/>
+      <w:lvlJc w:val="left"/>
+      <w:pPr>
+        <w:ind w:left="5400" w:hanging="360"/>
+      </w:pPr>
+      <w:rPr>
+        <w:rFonts w:ascii="Courier New" w:hAnsi="Courier New" w:cs="Courier New" w:hint="default"/>
+      </w:rPr>
+    </w:lvl>
+    <w:lvl w:ilvl="5" w:tplc="20000005" w:tentative="1">
+      <w:start w:val="1"/>
+      <w:numFmt w:val="bullet"/>
+      <w:lvlText w:val=""/>
+      <w:lvlJc w:val="left"/>
+      <w:pPr>
+        <w:ind w:left="6120" w:hanging="360"/>
+      </w:pPr>
+      <w:rPr>
+        <w:rFonts w:ascii="Wingdings" w:hAnsi="Wingdings" w:hint="default"/>
+      </w:rPr>
+    </w:lvl>
+    <w:lvl w:ilvl="6" w:tplc="20000001" w:tentative="1">
+      <w:start w:val="1"/>
+      <w:numFmt w:val="bullet"/>
+      <w:lvlText w:val=""/>
+      <w:lvlJc w:val="left"/>
+      <w:pPr>
+        <w:ind w:left="6840" w:hanging="360"/>
+      </w:pPr>
+      <w:rPr>
+        <w:rFonts w:ascii="Symbol" w:hAnsi="Symbol" w:hint="default"/>
+      </w:rPr>
+    </w:lvl>
+    <w:lvl w:ilvl="7" w:tplc="20000003" w:tentative="1">
+      <w:start w:val="1"/>
+      <w:numFmt w:val="bullet"/>
+      <w:lvlText w:val="o"/>
+      <w:lvlJc w:val="left"/>
+      <w:pPr>
+        <w:ind w:left="7560" w:hanging="360"/>
+      </w:pPr>
+      <w:rPr>
+        <w:rFonts w:ascii="Courier New" w:hAnsi="Courier New" w:cs="Courier New" w:hint="default"/>
+      </w:rPr>
+    </w:lvl>
+    <w:lvl w:ilvl="8" w:tplc="20000005" w:tentative="1">
+      <w:start w:val="1"/>
+      <w:numFmt w:val="bullet"/>
+      <w:lvlText w:val=""/>
+      <w:lvlJc w:val="left"/>
+      <w:pPr>
+        <w:ind w:left="8280" w:hanging="360"/>
+      </w:pPr>
+      <w:rPr>
+        <w:rFonts w:ascii="Wingdings" w:hAnsi="Wingdings" w:hint="default"/>
+      </w:rPr>
+    </w:lvl>
+  </w:abstractNum>
+  <w:abstractNum w:abstractNumId="1" w15:restartNumberingAfterBreak="0">
     <w:nsid w:val="15A52057"/>
     <w:multiLevelType w:val="hybridMultilevel"/>
     <w:tmpl w:val="BF6E9250"/>
@@ -441,10 +1088,10 @@
       </w:rPr>
     </w:lvl>
   </w:abstractNum>
-  <w:abstractNum w:abstractNumId="1" w15:restartNumberingAfterBreak="0">
+  <w:abstractNum w:abstractNumId="2" w15:restartNumberingAfterBreak="0">
     <w:nsid w:val="5CDD65D9"/>
     <w:multiLevelType w:val="hybridMultilevel"/>
-    <w:tmpl w:val="1EE49656"/>
+    <w:tmpl w:val="1946F714"/>
     <w:lvl w:ilvl="0" w:tplc="2C5AD6C4">
       <w:numFmt w:val="bullet"/>
       <w:lvlText w:val="-"/>
@@ -553,7 +1200,7 @@
       </w:rPr>
     </w:lvl>
   </w:abstractNum>
-  <w:abstractNum w:abstractNumId="2" w15:restartNumberingAfterBreak="0">
+  <w:abstractNum w:abstractNumId="3" w15:restartNumberingAfterBreak="0">
     <w:nsid w:val="67D065E1"/>
     <w:multiLevelType w:val="hybridMultilevel"/>
     <w:tmpl w:val="93C6B2DC"/>
@@ -666,7 +1313,7 @@
       </w:rPr>
     </w:lvl>
   </w:abstractNum>
-  <w:abstractNum w:abstractNumId="3" w15:restartNumberingAfterBreak="0">
+  <w:abstractNum w:abstractNumId="4" w15:restartNumberingAfterBreak="0">
     <w:nsid w:val="7A107CE2"/>
     <w:multiLevelType w:val="hybridMultilevel"/>
     <w:tmpl w:val="91CCBAE2"/>
@@ -779,17 +1426,136 @@
       </w:rPr>
     </w:lvl>
   </w:abstractNum>
+  <w:abstractNum w:abstractNumId="5" w15:restartNumberingAfterBreak="0">
+    <w:nsid w:val="7FF41852"/>
+    <w:multiLevelType w:val="hybridMultilevel"/>
+    <w:tmpl w:val="7910D612"/>
+    <w:lvl w:ilvl="0" w:tplc="20000001">
+      <w:start w:val="1"/>
+      <w:numFmt w:val="bullet"/>
+      <w:lvlText w:val=""/>
+      <w:lvlJc w:val="left"/>
+      <w:pPr>
+        <w:ind w:left="2160" w:hanging="360"/>
+      </w:pPr>
+      <w:rPr>
+        <w:rFonts w:ascii="Symbol" w:hAnsi="Symbol" w:hint="default"/>
+      </w:rPr>
+    </w:lvl>
+    <w:lvl w:ilvl="1" w:tplc="20000003" w:tentative="1">
+      <w:start w:val="1"/>
+      <w:numFmt w:val="bullet"/>
+      <w:lvlText w:val="o"/>
+      <w:lvlJc w:val="left"/>
+      <w:pPr>
+        <w:ind w:left="2880" w:hanging="360"/>
+      </w:pPr>
+      <w:rPr>
+        <w:rFonts w:ascii="Courier New" w:hAnsi="Courier New" w:cs="Courier New" w:hint="default"/>
+      </w:rPr>
+    </w:lvl>
+    <w:lvl w:ilvl="2" w:tplc="20000005" w:tentative="1">
+      <w:start w:val="1"/>
+      <w:numFmt w:val="bullet"/>
+      <w:lvlText w:val=""/>
+      <w:lvlJc w:val="left"/>
+      <w:pPr>
+        <w:ind w:left="3600" w:hanging="360"/>
+      </w:pPr>
+      <w:rPr>
+        <w:rFonts w:ascii="Wingdings" w:hAnsi="Wingdings" w:hint="default"/>
+      </w:rPr>
+    </w:lvl>
+    <w:lvl w:ilvl="3" w:tplc="20000001" w:tentative="1">
+      <w:start w:val="1"/>
+      <w:numFmt w:val="bullet"/>
+      <w:lvlText w:val=""/>
+      <w:lvlJc w:val="left"/>
+      <w:pPr>
+        <w:ind w:left="4320" w:hanging="360"/>
+      </w:pPr>
+      <w:rPr>
+        <w:rFonts w:ascii="Symbol" w:hAnsi="Symbol" w:hint="default"/>
+      </w:rPr>
+    </w:lvl>
+    <w:lvl w:ilvl="4" w:tplc="20000003" w:tentative="1">
+      <w:start w:val="1"/>
+      <w:numFmt w:val="bullet"/>
+      <w:lvlText w:val="o"/>
+      <w:lvlJc w:val="left"/>
+      <w:pPr>
+        <w:ind w:left="5040" w:hanging="360"/>
+      </w:pPr>
+      <w:rPr>
+        <w:rFonts w:ascii="Courier New" w:hAnsi="Courier New" w:cs="Courier New" w:hint="default"/>
+      </w:rPr>
+    </w:lvl>
+    <w:lvl w:ilvl="5" w:tplc="20000005" w:tentative="1">
+      <w:start w:val="1"/>
+      <w:numFmt w:val="bullet"/>
+      <w:lvlText w:val=""/>
+      <w:lvlJc w:val="left"/>
+      <w:pPr>
+        <w:ind w:left="5760" w:hanging="360"/>
+      </w:pPr>
+      <w:rPr>
+        <w:rFonts w:ascii="Wingdings" w:hAnsi="Wingdings" w:hint="default"/>
+      </w:rPr>
+    </w:lvl>
+    <w:lvl w:ilvl="6" w:tplc="20000001" w:tentative="1">
+      <w:start w:val="1"/>
+      <w:numFmt w:val="bullet"/>
+      <w:lvlText w:val=""/>
+      <w:lvlJc w:val="left"/>
+      <w:pPr>
+        <w:ind w:left="6480" w:hanging="360"/>
+      </w:pPr>
+      <w:rPr>
+        <w:rFonts w:ascii="Symbol" w:hAnsi="Symbol" w:hint="default"/>
+      </w:rPr>
+    </w:lvl>
+    <w:lvl w:ilvl="7" w:tplc="20000003" w:tentative="1">
+      <w:start w:val="1"/>
+      <w:numFmt w:val="bullet"/>
+      <w:lvlText w:val="o"/>
+      <w:lvlJc w:val="left"/>
+      <w:pPr>
+        <w:ind w:left="7200" w:hanging="360"/>
+      </w:pPr>
+      <w:rPr>
+        <w:rFonts w:ascii="Courier New" w:hAnsi="Courier New" w:cs="Courier New" w:hint="default"/>
+      </w:rPr>
+    </w:lvl>
+    <w:lvl w:ilvl="8" w:tplc="20000005" w:tentative="1">
+      <w:start w:val="1"/>
+      <w:numFmt w:val="bullet"/>
+      <w:lvlText w:val=""/>
+      <w:lvlJc w:val="left"/>
+      <w:pPr>
+        <w:ind w:left="7920" w:hanging="360"/>
+      </w:pPr>
+      <w:rPr>
+        <w:rFonts w:ascii="Wingdings" w:hAnsi="Wingdings" w:hint="default"/>
+      </w:rPr>
+    </w:lvl>
+  </w:abstractNum>
   <w:num w:numId="1" w16cid:durableId="2034644161">
+    <w:abstractNumId w:val="2"/>
+  </w:num>
+  <w:num w:numId="2" w16cid:durableId="2036540550">
+    <w:abstractNumId w:val="3"/>
+  </w:num>
+  <w:num w:numId="3" w16cid:durableId="1605571785">
     <w:abstractNumId w:val="1"/>
   </w:num>
-  <w:num w:numId="2" w16cid:durableId="2036540550">
-    <w:abstractNumId w:val="2"/>
+  <w:num w:numId="4" w16cid:durableId="1794128709">
+    <w:abstractNumId w:val="4"/>
   </w:num>
-  <w:num w:numId="3" w16cid:durableId="1605571785">
+  <w:num w:numId="5" w16cid:durableId="1230648163">
     <w:abstractNumId w:val="0"/>
   </w:num>
-  <w:num w:numId="4" w16cid:durableId="1794128709">
-    <w:abstractNumId w:val="3"/>
+  <w:num w:numId="6" w16cid:durableId="1770000050">
+    <w:abstractNumId w:val="5"/>
   </w:num>
 </w:numbering>
 </file>

--- a/AI.Prompts.THEE.Fragmentation.docx
+++ b/AI.Prompts.THEE.Fragmentation.docx
@@ -4,7 +4,7 @@
   <w:body>
     <w:p>
       <w:pPr>
-        <w:pStyle w:val="Title"/>
+        <w:pStyle w:val="Titel"/>
         <w:rPr>
           <w:lang w:val="en-GB"/>
         </w:rPr>
@@ -72,25 +72,7 @@
           <w:sz w:val="23"/>
           <w:szCs w:val="23"/>
         </w:rPr>
-        <w:t xml:space="preserve">Used Claude and </w:t>
-      </w:r>
-      <w:proofErr w:type="spellStart"/>
-      <w:r>
-        <w:rPr>
-          <w:rFonts w:ascii="Segoe UI" w:hAnsi="Segoe UI" w:cs="Segoe UI"/>
-          <w:sz w:val="23"/>
-          <w:szCs w:val="23"/>
-        </w:rPr>
-        <w:t>Ellicit</w:t>
-      </w:r>
-      <w:proofErr w:type="spellEnd"/>
-      <w:r>
-        <w:rPr>
-          <w:rFonts w:ascii="Segoe UI" w:hAnsi="Segoe UI" w:cs="Segoe UI"/>
-          <w:sz w:val="23"/>
-          <w:szCs w:val="23"/>
-        </w:rPr>
-        <w:t xml:space="preserve"> Ai (for paper search)</w:t>
+        <w:t>Used Claude and Ellicit Ai (for paper search)</w:t>
       </w:r>
     </w:p>
     <w:p>
@@ -100,38 +82,22 @@
     </w:p>
     <w:p>
       <w:pPr>
-        <w:pStyle w:val="ListParagraph"/>
+        <w:pStyle w:val="Listenabsatz"/>
         <w:numPr>
           <w:ilvl w:val="0"/>
           <w:numId w:val="2"/>
         </w:numPr>
       </w:pPr>
       <w:r>
-        <w:t xml:space="preserve">do we have </w:t>
-      </w:r>
-      <w:proofErr w:type="gramStart"/>
-      <w:r>
-        <w:t>a</w:t>
-      </w:r>
-      <w:proofErr w:type="gramEnd"/>
-      <w:r>
-        <w:t xml:space="preserve"> override </w:t>
-      </w:r>
-      <w:proofErr w:type="gramStart"/>
-      <w:r>
-        <w:t>issue?</w:t>
-      </w:r>
-      <w:r>
-        <w:t>(</w:t>
-      </w:r>
-      <w:proofErr w:type="gramEnd"/>
-      <w:r>
-        <w:t xml:space="preserve">supplemented code for plotting) </w:t>
+        <w:t>do we have a override issue?</w:t>
+      </w:r>
+      <w:r>
+        <w:t xml:space="preserve">(supplemented code for plotting) </w:t>
       </w:r>
     </w:p>
     <w:p>
       <w:pPr>
-        <w:pStyle w:val="ListParagraph"/>
+        <w:pStyle w:val="Listenabsatz"/>
         <w:numPr>
           <w:ilvl w:val="0"/>
           <w:numId w:val="1"/>
@@ -141,23 +107,7 @@
         </w:rPr>
       </w:pPr>
       <w:r>
-        <w:t xml:space="preserve">Duplicate </w:t>
-      </w:r>
-      <w:proofErr w:type="gramStart"/>
-      <w:r>
-        <w:t>legend(</w:t>
-      </w:r>
-      <w:proofErr w:type="gramEnd"/>
-      <w:r>
-        <w:t xml:space="preserve">) in </w:t>
-      </w:r>
-      <w:proofErr w:type="spellStart"/>
-      <w:r>
-        <w:t>plot_habitat</w:t>
-      </w:r>
-      <w:proofErr w:type="spellEnd"/>
-      <w:r>
-        <w:t xml:space="preserve"> (the main one)</w:t>
+        <w:t>Duplicate legend() in plot_habitat (the main one)</w:t>
       </w:r>
     </w:p>
     <w:p>
@@ -169,7 +119,7 @@
     </w:p>
     <w:p>
       <w:pPr>
-        <w:pStyle w:val="ListParagraph"/>
+        <w:pStyle w:val="Listenabsatz"/>
         <w:numPr>
           <w:ilvl w:val="0"/>
           <w:numId w:val="2"/>
@@ -181,77 +131,32 @@
     </w:p>
     <w:p>
       <w:pPr>
-        <w:pStyle w:val="ListParagraph"/>
+        <w:pStyle w:val="Listenabsatz"/>
         <w:ind w:left="1800"/>
       </w:pPr>
     </w:p>
     <w:p>
       <w:pPr>
-        <w:pStyle w:val="ListParagraph"/>
+        <w:pStyle w:val="Listenabsatz"/>
         <w:numPr>
           <w:ilvl w:val="0"/>
           <w:numId w:val="2"/>
         </w:numPr>
       </w:pPr>
       <w:r>
-        <w:t xml:space="preserve">in this code the list of b and c begin </w:t>
-      </w:r>
-      <w:proofErr w:type="gramStart"/>
-      <w:r>
-        <w:t>empty ,</w:t>
-      </w:r>
-      <w:proofErr w:type="gramEnd"/>
-      <w:r>
-        <w:t xml:space="preserve"> how to remove the first row</w:t>
+        <w:t>in this code the list of b and c begin empty , how to remove the first row</w:t>
       </w:r>
     </w:p>
     <w:p>
       <w:pPr>
-        <w:pStyle w:val="ListParagraph"/>
+        <w:pStyle w:val="Listenabsatz"/>
         <w:numPr>
           <w:ilvl w:val="0"/>
           <w:numId w:val="1"/>
         </w:numPr>
       </w:pPr>
       <w:r>
-        <w:t xml:space="preserve">The first row of </w:t>
-      </w:r>
-      <w:proofErr w:type="spellStart"/>
-      <w:r>
-        <w:t>pop_vector_B</w:t>
-      </w:r>
-      <w:proofErr w:type="spellEnd"/>
-      <w:r>
-        <w:t xml:space="preserve"> and </w:t>
-      </w:r>
-      <w:proofErr w:type="spellStart"/>
-      <w:r>
-        <w:t>pop_vector_C</w:t>
-      </w:r>
-      <w:proofErr w:type="spellEnd"/>
-      <w:r>
-        <w:t xml:space="preserve"> is the </w:t>
-      </w:r>
-      <w:proofErr w:type="gramStart"/>
-      <w:r>
-        <w:t>c(</w:t>
-      </w:r>
-      <w:proofErr w:type="gramEnd"/>
-      <w:r>
-        <w:t xml:space="preserve">0, 0) you use to initialise them. The simplest fix is to start them as NULL, because </w:t>
-      </w:r>
-      <w:proofErr w:type="spellStart"/>
-      <w:proofErr w:type="gramStart"/>
-      <w:r>
-        <w:t>rbind</w:t>
-      </w:r>
-      <w:proofErr w:type="spellEnd"/>
-      <w:r>
-        <w:t>(</w:t>
-      </w:r>
-      <w:proofErr w:type="gramEnd"/>
-      <w:r>
-        <w:t>NULL, x) just returns x.</w:t>
+        <w:t>The first row of pop_vector_B and pop_vector_C is the c(0, 0) you use to initialise them. The simplest fix is to start them as NULL, because rbind(NULL, x) just returns x.</w:t>
       </w:r>
     </w:p>
     <w:p>
@@ -278,51 +183,33 @@
       <w:pPr>
         <w:ind w:left="1800"/>
       </w:pPr>
-      <w:proofErr w:type="spellStart"/>
-      <w:r>
-        <w:t>pop_vector_B</w:t>
-      </w:r>
-      <w:proofErr w:type="spellEnd"/>
-      <w:r>
-        <w:t xml:space="preserve"> &lt;- NULL</w:t>
+      <w:r>
+        <w:t>pop_vector_B &lt;- NULL</w:t>
       </w:r>
     </w:p>
     <w:p>
       <w:pPr>
         <w:ind w:left="1800"/>
       </w:pPr>
-      <w:proofErr w:type="spellStart"/>
-      <w:r>
-        <w:t>pop_vector_C</w:t>
-      </w:r>
-      <w:proofErr w:type="spellEnd"/>
-      <w:r>
-        <w:t xml:space="preserve"> &lt;- NULL</w:t>
+      <w:r>
+        <w:t>pop_vector_C &lt;- NULL</w:t>
       </w:r>
     </w:p>
     <w:p>
       <w:pPr>
-        <w:pStyle w:val="ListParagraph"/>
+        <w:pStyle w:val="Listenabsatz"/>
         <w:numPr>
           <w:ilvl w:val="0"/>
           <w:numId w:val="6"/>
         </w:numPr>
       </w:pPr>
       <w:r>
-        <w:t xml:space="preserve">Could you show me how to make the equation in our code for the </w:t>
-      </w:r>
-      <w:proofErr w:type="spellStart"/>
-      <w:r>
-        <w:t>Rmd</w:t>
-      </w:r>
-      <w:proofErr w:type="spellEnd"/>
-      <w:r>
-        <w:t>?</w:t>
+        <w:t>Could you show me how to make the equation in our code for the Rmd?</w:t>
       </w:r>
     </w:p>
     <w:p>
       <w:pPr>
-        <w:pStyle w:val="ListParagraph"/>
+        <w:pStyle w:val="Listenabsatz"/>
         <w:numPr>
           <w:ilvl w:val="0"/>
           <w:numId w:val="1"/>
@@ -809,7 +696,7 @@
     </w:p>
     <w:p>
       <w:pPr>
-        <w:pStyle w:val="ListParagraph"/>
+        <w:pStyle w:val="Listenabsatz"/>
         <w:numPr>
           <w:ilvl w:val="0"/>
           <w:numId w:val="4"/>
@@ -819,36 +706,164 @@
         </w:rPr>
       </w:pPr>
       <w:r>
-        <w:t xml:space="preserve">literature for habitat fragmentation, </w:t>
-      </w:r>
-      <w:proofErr w:type="spellStart"/>
-      <w:r>
-        <w:t>escpacially</w:t>
-      </w:r>
-      <w:proofErr w:type="spellEnd"/>
-      <w:r>
-        <w:t xml:space="preserve"> in </w:t>
-      </w:r>
-      <w:proofErr w:type="spellStart"/>
-      <w:r>
-        <w:t>switzerland</w:t>
-      </w:r>
-      <w:proofErr w:type="spellEnd"/>
+        <w:t>literature for habitat fragmentation, escpacially in switzerland</w:t>
+      </w:r>
     </w:p>
     <w:p>
       <w:pPr>
-        <w:rPr>
-          <w:lang w:val="en-GB"/>
-        </w:rPr>
-      </w:pPr>
+        <w:spacing w:line="278" w:lineRule="auto"/>
+        <w:rPr>
+          <w:lang w:val="en-GB"/>
+        </w:rPr>
+      </w:pPr>
+      <w:r>
+        <w:rPr>
+          <w:lang w:val="en-GB"/>
+        </w:rPr>
+        <w:t>Safeeya: Used the free version of ChatGPT without signing up.</w:t>
+      </w:r>
     </w:p>
     <w:p>
       <w:pPr>
-        <w:ind w:left="720"/>
-        <w:rPr>
-          <w:lang w:val="en-GB"/>
-        </w:rPr>
-      </w:pPr>
+        <w:spacing w:line="278" w:lineRule="auto"/>
+        <w:rPr>
+          <w:lang w:val="en-GB"/>
+        </w:rPr>
+      </w:pPr>
+      <w:r>
+        <w:rPr>
+          <w:lang w:val="en-GB"/>
+        </w:rPr>
+        <w:t>Because I was not signed up, I have no access to the history of the asked questions during the coding process and am therefor not able to give the exact prompts. But ChatGPT was used to assist programming in R Studio, in more detail for:</w:t>
+      </w:r>
+    </w:p>
+    <w:p>
+      <w:pPr>
+        <w:numPr>
+          <w:ilvl w:val="0"/>
+          <w:numId w:val="7"/>
+        </w:numPr>
+        <w:spacing w:line="278" w:lineRule="auto"/>
+        <w:rPr>
+          <w:lang w:val="en-GB"/>
+        </w:rPr>
+      </w:pPr>
+      <w:r>
+        <w:rPr>
+          <w:lang w:val="en-GB"/>
+        </w:rPr>
+        <w:t>Code structuring</w:t>
+      </w:r>
+    </w:p>
+    <w:p>
+      <w:pPr>
+        <w:numPr>
+          <w:ilvl w:val="0"/>
+          <w:numId w:val="7"/>
+        </w:numPr>
+        <w:spacing w:line="278" w:lineRule="auto"/>
+        <w:rPr>
+          <w:lang w:val="en-GB"/>
+        </w:rPr>
+      </w:pPr>
+      <w:r>
+        <w:rPr>
+          <w:lang w:val="en-GB"/>
+        </w:rPr>
+        <w:t>Troubleshooting error messages</w:t>
+      </w:r>
+    </w:p>
+    <w:p>
+      <w:pPr>
+        <w:numPr>
+          <w:ilvl w:val="0"/>
+          <w:numId w:val="7"/>
+        </w:numPr>
+        <w:spacing w:line="278" w:lineRule="auto"/>
+        <w:rPr>
+          <w:lang w:val="en-GB"/>
+        </w:rPr>
+      </w:pPr>
+      <w:r>
+        <w:rPr>
+          <w:lang w:val="en-GB"/>
+        </w:rPr>
+        <w:t xml:space="preserve">Improve and expand the function </w:t>
+      </w:r>
+      <w:proofErr w:type="spellStart"/>
+      <w:r>
+        <w:rPr>
+          <w:lang w:val="en-GB"/>
+        </w:rPr>
+        <w:t>simulate_</w:t>
+      </w:r>
+      <w:proofErr w:type="gramStart"/>
+      <w:r>
+        <w:rPr>
+          <w:lang w:val="en-GB"/>
+        </w:rPr>
+        <w:t>pop</w:t>
+      </w:r>
+      <w:proofErr w:type="spellEnd"/>
+      <w:r>
+        <w:rPr>
+          <w:lang w:val="en-GB"/>
+        </w:rPr>
+        <w:t>(</w:t>
+      </w:r>
+      <w:proofErr w:type="gramEnd"/>
+      <w:r>
+        <w:rPr>
+          <w:lang w:val="en-GB"/>
+        </w:rPr>
+        <w:t>) with the needed new parameters for the habitat fragmentation project.</w:t>
+      </w:r>
+    </w:p>
+    <w:p>
+      <w:pPr>
+        <w:numPr>
+          <w:ilvl w:val="0"/>
+          <w:numId w:val="7"/>
+        </w:numPr>
+        <w:spacing w:line="278" w:lineRule="auto"/>
+        <w:rPr>
+          <w:lang w:val="en-GB"/>
+        </w:rPr>
+      </w:pPr>
+      <w:r>
+        <w:rPr>
+          <w:lang w:val="en-GB"/>
+        </w:rPr>
+        <w:t xml:space="preserve">Checking for potential time errors within the “for” loops in the </w:t>
+      </w:r>
+      <w:proofErr w:type="spellStart"/>
+      <w:r>
+        <w:rPr>
+          <w:lang w:val="en-GB"/>
+        </w:rPr>
+        <w:t>simulate_</w:t>
+      </w:r>
+      <w:proofErr w:type="gramStart"/>
+      <w:r>
+        <w:rPr>
+          <w:lang w:val="en-GB"/>
+        </w:rPr>
+        <w:t>pop</w:t>
+      </w:r>
+      <w:proofErr w:type="spellEnd"/>
+      <w:r>
+        <w:rPr>
+          <w:lang w:val="en-GB"/>
+        </w:rPr>
+        <w:t>(</w:t>
+      </w:r>
+      <w:proofErr w:type="gramEnd"/>
+      <w:r>
+        <w:rPr>
+          <w:lang w:val="en-GB"/>
+        </w:rPr>
+        <w:t>) function.</w:t>
+      </w:r>
     </w:p>
     <w:sectPr>
       <w:pgSz w:w="11906" w:h="16838"/>
@@ -1557,6 +1572,18 @@
   <w:num w:numId="6" w16cid:durableId="1770000050">
     <w:abstractNumId w:val="5"/>
   </w:num>
+  <w:num w:numId="7" w16cid:durableId="413822340">
+    <w:abstractNumId w:val="2"/>
+    <w:lvlOverride w:ilvl="0"/>
+    <w:lvlOverride w:ilvl="1"/>
+    <w:lvlOverride w:ilvl="2"/>
+    <w:lvlOverride w:ilvl="3"/>
+    <w:lvlOverride w:ilvl="4"/>
+    <w:lvlOverride w:ilvl="5"/>
+    <w:lvlOverride w:ilvl="6"/>
+    <w:lvlOverride w:ilvl="7"/>
+    <w:lvlOverride w:ilvl="8"/>
+  </w:num>
 </w:numbering>
 </file>
 
@@ -1569,7 +1596,7 @@
         <w:kern w:val="2"/>
         <w:sz w:val="22"/>
         <w:szCs w:val="22"/>
-        <w:lang w:val="en-CH" w:eastAsia="en-US" w:bidi="ar-SA"/>
+        <w:lang w:eastAsia="en-US" w:bidi="ar-SA"/>
         <w14:ligatures w14:val="standardContextual"/>
       </w:rPr>
     </w:rPrDefault>
@@ -1957,15 +1984,15 @@
     <w:lsdException w:name="Unresolved Mention" w:semiHidden="1" w:unhideWhenUsed="1"/>
     <w:lsdException w:name="Smart Link" w:semiHidden="1" w:unhideWhenUsed="1"/>
   </w:latentStyles>
-  <w:style w:type="paragraph" w:default="1" w:styleId="Normal">
+  <w:style w:type="paragraph" w:default="1" w:styleId="Standard">
     <w:name w:val="Normal"/>
     <w:qFormat/>
   </w:style>
-  <w:style w:type="paragraph" w:styleId="Heading1">
+  <w:style w:type="paragraph" w:styleId="berschrift1">
     <w:name w:val="heading 1"/>
-    <w:basedOn w:val="Normal"/>
-    <w:next w:val="Normal"/>
-    <w:link w:val="Heading1Char"/>
+    <w:basedOn w:val="Standard"/>
+    <w:next w:val="Standard"/>
+    <w:link w:val="berschrift1Zchn"/>
     <w:uiPriority w:val="9"/>
     <w:qFormat/>
     <w:rsid w:val="00ED2143"/>
@@ -1982,11 +2009,11 @@
       <w:szCs w:val="40"/>
     </w:rPr>
   </w:style>
-  <w:style w:type="paragraph" w:styleId="Heading2">
+  <w:style w:type="paragraph" w:styleId="berschrift2">
     <w:name w:val="heading 2"/>
-    <w:basedOn w:val="Normal"/>
-    <w:next w:val="Normal"/>
-    <w:link w:val="Heading2Char"/>
+    <w:basedOn w:val="Standard"/>
+    <w:next w:val="Standard"/>
+    <w:link w:val="berschrift2Zchn"/>
     <w:uiPriority w:val="9"/>
     <w:semiHidden/>
     <w:unhideWhenUsed/>
@@ -2005,11 +2032,11 @@
       <w:szCs w:val="32"/>
     </w:rPr>
   </w:style>
-  <w:style w:type="paragraph" w:styleId="Heading3">
+  <w:style w:type="paragraph" w:styleId="berschrift3">
     <w:name w:val="heading 3"/>
-    <w:basedOn w:val="Normal"/>
-    <w:next w:val="Normal"/>
-    <w:link w:val="Heading3Char"/>
+    <w:basedOn w:val="Standard"/>
+    <w:next w:val="Standard"/>
+    <w:link w:val="berschrift3Zchn"/>
     <w:uiPriority w:val="9"/>
     <w:semiHidden/>
     <w:unhideWhenUsed/>
@@ -2028,11 +2055,11 @@
       <w:szCs w:val="28"/>
     </w:rPr>
   </w:style>
-  <w:style w:type="paragraph" w:styleId="Heading4">
+  <w:style w:type="paragraph" w:styleId="berschrift4">
     <w:name w:val="heading 4"/>
-    <w:basedOn w:val="Normal"/>
-    <w:next w:val="Normal"/>
-    <w:link w:val="Heading4Char"/>
+    <w:basedOn w:val="Standard"/>
+    <w:next w:val="Standard"/>
+    <w:link w:val="berschrift4Zchn"/>
     <w:uiPriority w:val="9"/>
     <w:semiHidden/>
     <w:unhideWhenUsed/>
@@ -2051,11 +2078,11 @@
       <w:color w:val="0F4761" w:themeColor="accent1" w:themeShade="BF"/>
     </w:rPr>
   </w:style>
-  <w:style w:type="paragraph" w:styleId="Heading5">
+  <w:style w:type="paragraph" w:styleId="berschrift5">
     <w:name w:val="heading 5"/>
-    <w:basedOn w:val="Normal"/>
-    <w:next w:val="Normal"/>
-    <w:link w:val="Heading5Char"/>
+    <w:basedOn w:val="Standard"/>
+    <w:next w:val="Standard"/>
+    <w:link w:val="berschrift5Zchn"/>
     <w:uiPriority w:val="9"/>
     <w:semiHidden/>
     <w:unhideWhenUsed/>
@@ -2072,11 +2099,11 @@
       <w:color w:val="0F4761" w:themeColor="accent1" w:themeShade="BF"/>
     </w:rPr>
   </w:style>
-  <w:style w:type="paragraph" w:styleId="Heading6">
+  <w:style w:type="paragraph" w:styleId="berschrift6">
     <w:name w:val="heading 6"/>
-    <w:basedOn w:val="Normal"/>
-    <w:next w:val="Normal"/>
-    <w:link w:val="Heading6Char"/>
+    <w:basedOn w:val="Standard"/>
+    <w:next w:val="Standard"/>
+    <w:link w:val="berschrift6Zchn"/>
     <w:uiPriority w:val="9"/>
     <w:semiHidden/>
     <w:unhideWhenUsed/>
@@ -2095,11 +2122,11 @@
       <w:color w:val="595959" w:themeColor="text1" w:themeTint="A6"/>
     </w:rPr>
   </w:style>
-  <w:style w:type="paragraph" w:styleId="Heading7">
+  <w:style w:type="paragraph" w:styleId="berschrift7">
     <w:name w:val="heading 7"/>
-    <w:basedOn w:val="Normal"/>
-    <w:next w:val="Normal"/>
-    <w:link w:val="Heading7Char"/>
+    <w:basedOn w:val="Standard"/>
+    <w:next w:val="Standard"/>
+    <w:link w:val="berschrift7Zchn"/>
     <w:uiPriority w:val="9"/>
     <w:semiHidden/>
     <w:unhideWhenUsed/>
@@ -2116,11 +2143,11 @@
       <w:color w:val="595959" w:themeColor="text1" w:themeTint="A6"/>
     </w:rPr>
   </w:style>
-  <w:style w:type="paragraph" w:styleId="Heading8">
+  <w:style w:type="paragraph" w:styleId="berschrift8">
     <w:name w:val="heading 8"/>
-    <w:basedOn w:val="Normal"/>
-    <w:next w:val="Normal"/>
-    <w:link w:val="Heading8Char"/>
+    <w:basedOn w:val="Standard"/>
+    <w:next w:val="Standard"/>
+    <w:link w:val="berschrift8Zchn"/>
     <w:uiPriority w:val="9"/>
     <w:semiHidden/>
     <w:unhideWhenUsed/>
@@ -2139,11 +2166,11 @@
       <w:color w:val="272727" w:themeColor="text1" w:themeTint="D8"/>
     </w:rPr>
   </w:style>
-  <w:style w:type="paragraph" w:styleId="Heading9">
+  <w:style w:type="paragraph" w:styleId="berschrift9">
     <w:name w:val="heading 9"/>
-    <w:basedOn w:val="Normal"/>
-    <w:next w:val="Normal"/>
-    <w:link w:val="Heading9Char"/>
+    <w:basedOn w:val="Standard"/>
+    <w:next w:val="Standard"/>
+    <w:link w:val="berschrift9Zchn"/>
     <w:uiPriority w:val="9"/>
     <w:semiHidden/>
     <w:unhideWhenUsed/>
@@ -2160,12 +2187,13 @@
       <w:color w:val="272727" w:themeColor="text1" w:themeTint="D8"/>
     </w:rPr>
   </w:style>
-  <w:style w:type="character" w:default="1" w:styleId="DefaultParagraphFont">
+  <w:style w:type="character" w:default="1" w:styleId="Absatz-Standardschriftart">
     <w:name w:val="Default Paragraph Font"/>
     <w:uiPriority w:val="1"/>
+    <w:semiHidden/>
     <w:unhideWhenUsed/>
   </w:style>
-  <w:style w:type="table" w:default="1" w:styleId="TableNormal">
+  <w:style w:type="table" w:default="1" w:styleId="NormaleTabelle">
     <w:name w:val="Normal Table"/>
     <w:uiPriority w:val="99"/>
     <w:semiHidden/>
@@ -2180,16 +2208,16 @@
       </w:tblCellMar>
     </w:tblPr>
   </w:style>
-  <w:style w:type="numbering" w:default="1" w:styleId="NoList">
+  <w:style w:type="numbering" w:default="1" w:styleId="KeineListe">
     <w:name w:val="No List"/>
     <w:uiPriority w:val="99"/>
     <w:semiHidden/>
     <w:unhideWhenUsed/>
   </w:style>
-  <w:style w:type="character" w:customStyle="1" w:styleId="Heading1Char">
-    <w:name w:val="Heading 1 Char"/>
-    <w:basedOn w:val="DefaultParagraphFont"/>
-    <w:link w:val="Heading1"/>
+  <w:style w:type="character" w:customStyle="1" w:styleId="berschrift1Zchn">
+    <w:name w:val="Überschrift 1 Zchn"/>
+    <w:basedOn w:val="Absatz-Standardschriftart"/>
+    <w:link w:val="berschrift1"/>
     <w:uiPriority w:val="9"/>
     <w:rsid w:val="00ED2143"/>
     <w:rPr>
@@ -2199,10 +2227,10 @@
       <w:szCs w:val="40"/>
     </w:rPr>
   </w:style>
-  <w:style w:type="character" w:customStyle="1" w:styleId="Heading2Char">
-    <w:name w:val="Heading 2 Char"/>
-    <w:basedOn w:val="DefaultParagraphFont"/>
-    <w:link w:val="Heading2"/>
+  <w:style w:type="character" w:customStyle="1" w:styleId="berschrift2Zchn">
+    <w:name w:val="Überschrift 2 Zchn"/>
+    <w:basedOn w:val="Absatz-Standardschriftart"/>
+    <w:link w:val="berschrift2"/>
     <w:uiPriority w:val="9"/>
     <w:semiHidden/>
     <w:rsid w:val="00ED2143"/>
@@ -2213,10 +2241,10 @@
       <w:szCs w:val="32"/>
     </w:rPr>
   </w:style>
-  <w:style w:type="character" w:customStyle="1" w:styleId="Heading3Char">
-    <w:name w:val="Heading 3 Char"/>
-    <w:basedOn w:val="DefaultParagraphFont"/>
-    <w:link w:val="Heading3"/>
+  <w:style w:type="character" w:customStyle="1" w:styleId="berschrift3Zchn">
+    <w:name w:val="Überschrift 3 Zchn"/>
+    <w:basedOn w:val="Absatz-Standardschriftart"/>
+    <w:link w:val="berschrift3"/>
     <w:uiPriority w:val="9"/>
     <w:semiHidden/>
     <w:rsid w:val="00ED2143"/>
@@ -2227,10 +2255,10 @@
       <w:szCs w:val="28"/>
     </w:rPr>
   </w:style>
-  <w:style w:type="character" w:customStyle="1" w:styleId="Heading4Char">
-    <w:name w:val="Heading 4 Char"/>
-    <w:basedOn w:val="DefaultParagraphFont"/>
-    <w:link w:val="Heading4"/>
+  <w:style w:type="character" w:customStyle="1" w:styleId="berschrift4Zchn">
+    <w:name w:val="Überschrift 4 Zchn"/>
+    <w:basedOn w:val="Absatz-Standardschriftart"/>
+    <w:link w:val="berschrift4"/>
     <w:uiPriority w:val="9"/>
     <w:semiHidden/>
     <w:rsid w:val="00ED2143"/>
@@ -2241,10 +2269,10 @@
       <w:color w:val="0F4761" w:themeColor="accent1" w:themeShade="BF"/>
     </w:rPr>
   </w:style>
-  <w:style w:type="character" w:customStyle="1" w:styleId="Heading5Char">
-    <w:name w:val="Heading 5 Char"/>
-    <w:basedOn w:val="DefaultParagraphFont"/>
-    <w:link w:val="Heading5"/>
+  <w:style w:type="character" w:customStyle="1" w:styleId="berschrift5Zchn">
+    <w:name w:val="Überschrift 5 Zchn"/>
+    <w:basedOn w:val="Absatz-Standardschriftart"/>
+    <w:link w:val="berschrift5"/>
     <w:uiPriority w:val="9"/>
     <w:semiHidden/>
     <w:rsid w:val="00ED2143"/>
@@ -2253,10 +2281,10 @@
       <w:color w:val="0F4761" w:themeColor="accent1" w:themeShade="BF"/>
     </w:rPr>
   </w:style>
-  <w:style w:type="character" w:customStyle="1" w:styleId="Heading6Char">
-    <w:name w:val="Heading 6 Char"/>
-    <w:basedOn w:val="DefaultParagraphFont"/>
-    <w:link w:val="Heading6"/>
+  <w:style w:type="character" w:customStyle="1" w:styleId="berschrift6Zchn">
+    <w:name w:val="Überschrift 6 Zchn"/>
+    <w:basedOn w:val="Absatz-Standardschriftart"/>
+    <w:link w:val="berschrift6"/>
     <w:uiPriority w:val="9"/>
     <w:semiHidden/>
     <w:rsid w:val="00ED2143"/>
@@ -2267,10 +2295,10 @@
       <w:color w:val="595959" w:themeColor="text1" w:themeTint="A6"/>
     </w:rPr>
   </w:style>
-  <w:style w:type="character" w:customStyle="1" w:styleId="Heading7Char">
-    <w:name w:val="Heading 7 Char"/>
-    <w:basedOn w:val="DefaultParagraphFont"/>
-    <w:link w:val="Heading7"/>
+  <w:style w:type="character" w:customStyle="1" w:styleId="berschrift7Zchn">
+    <w:name w:val="Überschrift 7 Zchn"/>
+    <w:basedOn w:val="Absatz-Standardschriftart"/>
+    <w:link w:val="berschrift7"/>
     <w:uiPriority w:val="9"/>
     <w:semiHidden/>
     <w:rsid w:val="00ED2143"/>
@@ -2279,10 +2307,10 @@
       <w:color w:val="595959" w:themeColor="text1" w:themeTint="A6"/>
     </w:rPr>
   </w:style>
-  <w:style w:type="character" w:customStyle="1" w:styleId="Heading8Char">
-    <w:name w:val="Heading 8 Char"/>
-    <w:basedOn w:val="DefaultParagraphFont"/>
-    <w:link w:val="Heading8"/>
+  <w:style w:type="character" w:customStyle="1" w:styleId="berschrift8Zchn">
+    <w:name w:val="Überschrift 8 Zchn"/>
+    <w:basedOn w:val="Absatz-Standardschriftart"/>
+    <w:link w:val="berschrift8"/>
     <w:uiPriority w:val="9"/>
     <w:semiHidden/>
     <w:rsid w:val="00ED2143"/>
@@ -2293,10 +2321,10 @@
       <w:color w:val="272727" w:themeColor="text1" w:themeTint="D8"/>
     </w:rPr>
   </w:style>
-  <w:style w:type="character" w:customStyle="1" w:styleId="Heading9Char">
-    <w:name w:val="Heading 9 Char"/>
-    <w:basedOn w:val="DefaultParagraphFont"/>
-    <w:link w:val="Heading9"/>
+  <w:style w:type="character" w:customStyle="1" w:styleId="berschrift9Zchn">
+    <w:name w:val="Überschrift 9 Zchn"/>
+    <w:basedOn w:val="Absatz-Standardschriftart"/>
+    <w:link w:val="berschrift9"/>
     <w:uiPriority w:val="9"/>
     <w:semiHidden/>
     <w:rsid w:val="00ED2143"/>
@@ -2305,11 +2333,11 @@
       <w:color w:val="272727" w:themeColor="text1" w:themeTint="D8"/>
     </w:rPr>
   </w:style>
-  <w:style w:type="paragraph" w:styleId="Title">
+  <w:style w:type="paragraph" w:styleId="Titel">
     <w:name w:val="Title"/>
-    <w:basedOn w:val="Normal"/>
-    <w:next w:val="Normal"/>
-    <w:link w:val="TitleChar"/>
+    <w:basedOn w:val="Standard"/>
+    <w:next w:val="Standard"/>
+    <w:link w:val="TitelZchn"/>
     <w:uiPriority w:val="10"/>
     <w:qFormat/>
     <w:rsid w:val="00ED2143"/>
@@ -2325,10 +2353,10 @@
       <w:szCs w:val="56"/>
     </w:rPr>
   </w:style>
-  <w:style w:type="character" w:customStyle="1" w:styleId="TitleChar">
-    <w:name w:val="Title Char"/>
-    <w:basedOn w:val="DefaultParagraphFont"/>
-    <w:link w:val="Title"/>
+  <w:style w:type="character" w:customStyle="1" w:styleId="TitelZchn">
+    <w:name w:val="Titel Zchn"/>
+    <w:basedOn w:val="Absatz-Standardschriftart"/>
+    <w:link w:val="Titel"/>
     <w:uiPriority w:val="10"/>
     <w:rsid w:val="00ED2143"/>
     <w:rPr>
@@ -2339,11 +2367,11 @@
       <w:szCs w:val="56"/>
     </w:rPr>
   </w:style>
-  <w:style w:type="paragraph" w:styleId="Subtitle">
+  <w:style w:type="paragraph" w:styleId="Untertitel">
     <w:name w:val="Subtitle"/>
-    <w:basedOn w:val="Normal"/>
-    <w:next w:val="Normal"/>
-    <w:link w:val="SubtitleChar"/>
+    <w:basedOn w:val="Standard"/>
+    <w:next w:val="Standard"/>
+    <w:link w:val="UntertitelZchn"/>
     <w:uiPriority w:val="11"/>
     <w:qFormat/>
     <w:rsid w:val="00ED2143"/>
@@ -2360,10 +2388,10 @@
       <w:szCs w:val="28"/>
     </w:rPr>
   </w:style>
-  <w:style w:type="character" w:customStyle="1" w:styleId="SubtitleChar">
-    <w:name w:val="Subtitle Char"/>
-    <w:basedOn w:val="DefaultParagraphFont"/>
-    <w:link w:val="Subtitle"/>
+  <w:style w:type="character" w:customStyle="1" w:styleId="UntertitelZchn">
+    <w:name w:val="Untertitel Zchn"/>
+    <w:basedOn w:val="Absatz-Standardschriftart"/>
+    <w:link w:val="Untertitel"/>
     <w:uiPriority w:val="11"/>
     <w:rsid w:val="00ED2143"/>
     <w:rPr>
@@ -2374,11 +2402,11 @@
       <w:szCs w:val="28"/>
     </w:rPr>
   </w:style>
-  <w:style w:type="paragraph" w:styleId="Quote">
+  <w:style w:type="paragraph" w:styleId="Zitat">
     <w:name w:val="Quote"/>
-    <w:basedOn w:val="Normal"/>
-    <w:next w:val="Normal"/>
-    <w:link w:val="QuoteChar"/>
+    <w:basedOn w:val="Standard"/>
+    <w:next w:val="Standard"/>
+    <w:link w:val="ZitatZchn"/>
     <w:uiPriority w:val="29"/>
     <w:qFormat/>
     <w:rsid w:val="00ED2143"/>
@@ -2392,10 +2420,10 @@
       <w:color w:val="404040" w:themeColor="text1" w:themeTint="BF"/>
     </w:rPr>
   </w:style>
-  <w:style w:type="character" w:customStyle="1" w:styleId="QuoteChar">
-    <w:name w:val="Quote Char"/>
-    <w:basedOn w:val="DefaultParagraphFont"/>
-    <w:link w:val="Quote"/>
+  <w:style w:type="character" w:customStyle="1" w:styleId="ZitatZchn">
+    <w:name w:val="Zitat Zchn"/>
+    <w:basedOn w:val="Absatz-Standardschriftart"/>
+    <w:link w:val="Zitat"/>
     <w:uiPriority w:val="29"/>
     <w:rsid w:val="00ED2143"/>
     <w:rPr>
@@ -2404,9 +2432,9 @@
       <w:color w:val="404040" w:themeColor="text1" w:themeTint="BF"/>
     </w:rPr>
   </w:style>
-  <w:style w:type="paragraph" w:styleId="ListParagraph">
+  <w:style w:type="paragraph" w:styleId="Listenabsatz">
     <w:name w:val="List Paragraph"/>
-    <w:basedOn w:val="Normal"/>
+    <w:basedOn w:val="Standard"/>
     <w:uiPriority w:val="34"/>
     <w:qFormat/>
     <w:rsid w:val="00ED2143"/>
@@ -2415,9 +2443,9 @@
       <w:contextualSpacing/>
     </w:pPr>
   </w:style>
-  <w:style w:type="character" w:styleId="IntenseEmphasis">
+  <w:style w:type="character" w:styleId="IntensiveHervorhebung">
     <w:name w:val="Intense Emphasis"/>
-    <w:basedOn w:val="DefaultParagraphFont"/>
+    <w:basedOn w:val="Absatz-Standardschriftart"/>
     <w:uiPriority w:val="21"/>
     <w:qFormat/>
     <w:rsid w:val="00ED2143"/>
@@ -2427,11 +2455,11 @@
       <w:color w:val="0F4761" w:themeColor="accent1" w:themeShade="BF"/>
     </w:rPr>
   </w:style>
-  <w:style w:type="paragraph" w:styleId="IntenseQuote">
+  <w:style w:type="paragraph" w:styleId="IntensivesZitat">
     <w:name w:val="Intense Quote"/>
-    <w:basedOn w:val="Normal"/>
-    <w:next w:val="Normal"/>
-    <w:link w:val="IntenseQuoteChar"/>
+    <w:basedOn w:val="Standard"/>
+    <w:next w:val="Standard"/>
+    <w:link w:val="IntensivesZitatZchn"/>
     <w:uiPriority w:val="30"/>
     <w:qFormat/>
     <w:rsid w:val="00ED2143"/>
@@ -2450,10 +2478,10 @@
       <w:color w:val="0F4761" w:themeColor="accent1" w:themeShade="BF"/>
     </w:rPr>
   </w:style>
-  <w:style w:type="character" w:customStyle="1" w:styleId="IntenseQuoteChar">
-    <w:name w:val="Intense Quote Char"/>
-    <w:basedOn w:val="DefaultParagraphFont"/>
-    <w:link w:val="IntenseQuote"/>
+  <w:style w:type="character" w:customStyle="1" w:styleId="IntensivesZitatZchn">
+    <w:name w:val="Intensives Zitat Zchn"/>
+    <w:basedOn w:val="Absatz-Standardschriftart"/>
+    <w:link w:val="IntensivesZitat"/>
     <w:uiPriority w:val="30"/>
     <w:rsid w:val="00ED2143"/>
     <w:rPr>
@@ -2462,9 +2490,9 @@
       <w:color w:val="0F4761" w:themeColor="accent1" w:themeShade="BF"/>
     </w:rPr>
   </w:style>
-  <w:style w:type="character" w:styleId="IntenseReference">
+  <w:style w:type="character" w:styleId="IntensiverVerweis">
     <w:name w:val="Intense Reference"/>
-    <w:basedOn w:val="DefaultParagraphFont"/>
+    <w:basedOn w:val="Absatz-Standardschriftart"/>
     <w:uiPriority w:val="32"/>
     <w:qFormat/>
     <w:rsid w:val="00ED2143"/>

--- a/AI.Prompts.THEE.Fragmentation.docx
+++ b/AI.Prompts.THEE.Fragmentation.docx
@@ -13,21 +13,7 @@
         <w:rPr>
           <w:lang w:val="en-GB"/>
         </w:rPr>
-        <w:t xml:space="preserve">AI usage in </w:t>
-      </w:r>
-      <w:proofErr w:type="gramStart"/>
-      <w:r>
-        <w:rPr>
-          <w:lang w:val="en-GB"/>
-        </w:rPr>
-        <w:t>THEE  Project</w:t>
-      </w:r>
-      <w:proofErr w:type="gramEnd"/>
-      <w:r>
-        <w:rPr>
-          <w:lang w:val="en-GB"/>
-        </w:rPr>
-        <w:t xml:space="preserve"> Fragmentation</w:t>
+        <w:t>AI usage in THEE  Project Fragmentation</w:t>
       </w:r>
     </w:p>
     <w:p>
@@ -50,6 +36,7 @@
           <w:rFonts w:ascii="Segoe UI" w:hAnsi="Segoe UI" w:cs="Segoe UI"/>
           <w:sz w:val="23"/>
           <w:szCs w:val="23"/>
+          <w:lang w:val="en-US"/>
         </w:rPr>
       </w:pPr>
       <w:r>
@@ -63,16 +50,9 @@
           <w:rFonts w:ascii="Segoe UI" w:hAnsi="Segoe UI" w:cs="Segoe UI"/>
           <w:sz w:val="23"/>
           <w:szCs w:val="23"/>
-        </w:rPr>
-        <w:t xml:space="preserve"> </w:t>
-      </w:r>
-      <w:r>
-        <w:rPr>
-          <w:rFonts w:ascii="Segoe UI" w:hAnsi="Segoe UI" w:cs="Segoe UI"/>
-          <w:sz w:val="23"/>
-          <w:szCs w:val="23"/>
-        </w:rPr>
-        <w:t>Used Claude and Ellicit Ai (for paper search)</w:t>
+          <w:lang w:val="en-US"/>
+        </w:rPr>
+        <w:t xml:space="preserve"> Used Claude and Ellicit Ai (for paper search)</w:t>
       </w:r>
     </w:p>
     <w:p>
@@ -87,12 +67,15 @@
           <w:ilvl w:val="0"/>
           <w:numId w:val="2"/>
         </w:numPr>
-      </w:pPr>
-      <w:r>
-        <w:t>do we have a override issue?</w:t>
-      </w:r>
-      <w:r>
-        <w:t xml:space="preserve">(supplemented code for plotting) </w:t>
+        <w:rPr>
+          <w:lang w:val="en-US"/>
+        </w:rPr>
+      </w:pPr>
+      <w:r>
+        <w:rPr>
+          <w:lang w:val="en-US"/>
+        </w:rPr>
+        <w:t xml:space="preserve">do we have a override issue?(supplemented code for plotting) </w:t>
       </w:r>
     </w:p>
     <w:p>
@@ -107,6 +90,9 @@
         </w:rPr>
       </w:pPr>
       <w:r>
+        <w:rPr>
+          <w:lang w:val="en-US"/>
+        </w:rPr>
         <w:t>Duplicate legend() in plot_habitat (the main one)</w:t>
       </w:r>
     </w:p>
@@ -124,8 +110,14 @@
           <w:ilvl w:val="0"/>
           <w:numId w:val="2"/>
         </w:numPr>
-      </w:pPr>
-      <w:r>
+        <w:rPr>
+          <w:lang w:val="en-US"/>
+        </w:rPr>
+      </w:pPr>
+      <w:r>
+        <w:rPr>
+          <w:lang w:val="en-US"/>
+        </w:rPr>
         <w:t>How to structure a Function for plotting?</w:t>
       </w:r>
     </w:p>
@@ -133,6 +125,9 @@
       <w:pPr>
         <w:pStyle w:val="Listenabsatz"/>
         <w:ind w:left="1800"/>
+        <w:rPr>
+          <w:lang w:val="en-US"/>
+        </w:rPr>
       </w:pPr>
     </w:p>
     <w:p>
@@ -142,8 +137,14 @@
           <w:ilvl w:val="0"/>
           <w:numId w:val="2"/>
         </w:numPr>
-      </w:pPr>
-      <w:r>
+        <w:rPr>
+          <w:lang w:val="en-US"/>
+        </w:rPr>
+      </w:pPr>
+      <w:r>
+        <w:rPr>
+          <w:lang w:val="en-US"/>
+        </w:rPr>
         <w:t>in this code the list of b and c begin empty , how to remove the first row</w:t>
       </w:r>
     </w:p>
@@ -154,19 +155,29 @@
           <w:ilvl w:val="0"/>
           <w:numId w:val="1"/>
         </w:numPr>
-      </w:pPr>
-      <w:r>
+        <w:rPr>
+          <w:lang w:val="en-US"/>
+        </w:rPr>
+      </w:pPr>
+      <w:r>
+        <w:rPr>
+          <w:lang w:val="en-US"/>
+        </w:rPr>
         <w:t>The first row of pop_vector_B and pop_vector_C is the c(0, 0) you use to initialise them. The simplest fix is to start them as NULL, because rbind(NULL, x) just returns x.</w:t>
       </w:r>
     </w:p>
     <w:p>
       <w:pPr>
         <w:ind w:left="1800"/>
+        <w:rPr>
+          <w:lang w:val="en-US"/>
+        </w:rPr>
       </w:pPr>
       <w:r>
         <w:rPr>
           <w:b/>
           <w:bCs/>
+          <w:lang w:val="en-US"/>
         </w:rPr>
         <w:t>Change the initialisation:</w:t>
       </w:r>
@@ -174,24 +185,42 @@
     <w:p>
       <w:pPr>
         <w:ind w:left="1800"/>
-      </w:pPr>
-      <w:r>
+        <w:rPr>
+          <w:lang w:val="en-US"/>
+        </w:rPr>
+      </w:pPr>
+      <w:r>
+        <w:rPr>
+          <w:lang w:val="en-US"/>
+        </w:rPr>
         <w:t># Create the vectors for the new habitats</w:t>
       </w:r>
     </w:p>
     <w:p>
       <w:pPr>
         <w:ind w:left="1800"/>
-      </w:pPr>
-      <w:r>
+        <w:rPr>
+          <w:lang w:val="en-US"/>
+        </w:rPr>
+      </w:pPr>
+      <w:r>
+        <w:rPr>
+          <w:lang w:val="en-US"/>
+        </w:rPr>
         <w:t>pop_vector_B &lt;- NULL</w:t>
       </w:r>
     </w:p>
     <w:p>
       <w:pPr>
         <w:ind w:left="1800"/>
-      </w:pPr>
-      <w:r>
+        <w:rPr>
+          <w:lang w:val="en-US"/>
+        </w:rPr>
+      </w:pPr>
+      <w:r>
+        <w:rPr>
+          <w:lang w:val="en-US"/>
+        </w:rPr>
         <w:t>pop_vector_C &lt;- NULL</w:t>
       </w:r>
     </w:p>
@@ -202,8 +231,14 @@
           <w:ilvl w:val="0"/>
           <w:numId w:val="6"/>
         </w:numPr>
-      </w:pPr>
-      <w:r>
+        <w:rPr>
+          <w:lang w:val="en-US"/>
+        </w:rPr>
+      </w:pPr>
+      <w:r>
+        <w:rPr>
+          <w:lang w:val="en-US"/>
+        </w:rPr>
         <w:t>Could you show me how to make the equation in our code for the Rmd?</w:t>
       </w:r>
     </w:p>
@@ -673,19 +708,11 @@
           <w:lang w:val="en-GB"/>
         </w:rPr>
       </w:pPr>
-      <w:proofErr w:type="spellStart"/>
       <w:r>
         <w:rPr>
           <w:lang w:val="en-GB"/>
         </w:rPr>
-        <w:t>Ellicit</w:t>
-      </w:r>
-      <w:proofErr w:type="spellEnd"/>
-      <w:r>
-        <w:rPr>
-          <w:lang w:val="en-GB"/>
-        </w:rPr>
-        <w:t xml:space="preserve">: </w:t>
+        <w:t xml:space="preserve">Ellicit: </w:t>
       </w:r>
       <w:r>
         <w:rPr>
@@ -788,35 +815,7 @@
         <w:rPr>
           <w:lang w:val="en-GB"/>
         </w:rPr>
-        <w:t xml:space="preserve">Improve and expand the function </w:t>
-      </w:r>
-      <w:proofErr w:type="spellStart"/>
-      <w:r>
-        <w:rPr>
-          <w:lang w:val="en-GB"/>
-        </w:rPr>
-        <w:t>simulate_</w:t>
-      </w:r>
-      <w:proofErr w:type="gramStart"/>
-      <w:r>
-        <w:rPr>
-          <w:lang w:val="en-GB"/>
-        </w:rPr>
-        <w:t>pop</w:t>
-      </w:r>
-      <w:proofErr w:type="spellEnd"/>
-      <w:r>
-        <w:rPr>
-          <w:lang w:val="en-GB"/>
-        </w:rPr>
-        <w:t>(</w:t>
-      </w:r>
-      <w:proofErr w:type="gramEnd"/>
-      <w:r>
-        <w:rPr>
-          <w:lang w:val="en-GB"/>
-        </w:rPr>
-        <w:t>) with the needed new parameters for the habitat fragmentation project.</w:t>
+        <w:t>Improve and expand the function simulate_pop() with the needed new parameters for the habitat fragmentation project.</w:t>
       </w:r>
     </w:p>
     <w:p>
@@ -834,36 +833,139 @@
         <w:rPr>
           <w:lang w:val="en-GB"/>
         </w:rPr>
-        <w:t xml:space="preserve">Checking for potential time errors within the “for” loops in the </w:t>
-      </w:r>
-      <w:proofErr w:type="spellStart"/>
-      <w:r>
+        <w:t>Checking for potential time errors within the “for” loops in the simulate_pop() function.</w:t>
+      </w:r>
+    </w:p>
+    <w:p>
+      <w:pPr>
+        <w:spacing w:line="278" w:lineRule="auto"/>
         <w:rPr>
           <w:lang w:val="en-GB"/>
         </w:rPr>
-        <w:t>simulate_</w:t>
-      </w:r>
-      <w:proofErr w:type="gramStart"/>
+      </w:pPr>
       <w:r>
         <w:rPr>
           <w:lang w:val="en-GB"/>
         </w:rPr>
-        <w:t>pop</w:t>
-      </w:r>
-      <w:proofErr w:type="spellEnd"/>
-      <w:r>
-        <w:rPr>
-          <w:lang w:val="en-GB"/>
-        </w:rPr>
-        <w:t>(</w:t>
-      </w:r>
-      <w:proofErr w:type="gramEnd"/>
-      <w:r>
-        <w:rPr>
-          <w:lang w:val="en-GB"/>
-        </w:rPr>
-        <w:t>) function.</w:t>
-      </w:r>
+        <w:lastRenderedPageBreak/>
+        <w:t>After the time point when we knew we ave to give the prompts:</w:t>
+      </w:r>
+    </w:p>
+    <w:p>
+      <w:pPr>
+        <w:pStyle w:val="Listenabsatz"/>
+        <w:numPr>
+          <w:ilvl w:val="0"/>
+          <w:numId w:val="7"/>
+        </w:numPr>
+      </w:pPr>
+      <w:r>
+        <w:t>könnte man hier noch sr für splitratio hinzufügen</w:t>
+      </w:r>
+      <w:r>
+        <w:t>?</w:t>
+      </w:r>
+    </w:p>
+    <w:p>
+      <w:pPr>
+        <w:pStyle w:val="Listenabsatz"/>
+        <w:numPr>
+          <w:ilvl w:val="0"/>
+          <w:numId w:val="7"/>
+        </w:numPr>
+      </w:pPr>
+      <w:r>
+        <w:t>kannst du mir das in einem code geben</w:t>
+      </w:r>
+      <w:r>
+        <w:t>?</w:t>
+      </w:r>
+    </w:p>
+    <w:p>
+      <w:pPr>
+        <w:pStyle w:val="Listenabsatz"/>
+        <w:numPr>
+          <w:ilvl w:val="0"/>
+          <w:numId w:val="7"/>
+        </w:numPr>
+      </w:pPr>
+      <w:r>
+        <w:t>Jetzt wurde ich gerne einen gleichen plot machen, aber für sr</w:t>
+      </w:r>
+      <w:r>
+        <w:t>?</w:t>
+      </w:r>
+    </w:p>
+    <w:p>
+      <w:pPr>
+        <w:pStyle w:val="Listenabsatz"/>
+        <w:numPr>
+          <w:ilvl w:val="0"/>
+          <w:numId w:val="7"/>
+        </w:numPr>
+      </w:pPr>
+      <w:r>
+        <w:t>und dasselbe für diesen plot, mit split time und split ratio</w:t>
+      </w:r>
+      <w:r>
+        <w:t>.</w:t>
+      </w:r>
+    </w:p>
+    <w:p>
+      <w:pPr>
+        <w:pStyle w:val="Listenabsatz"/>
+        <w:numPr>
+          <w:ilvl w:val="0"/>
+          <w:numId w:val="7"/>
+        </w:numPr>
+      </w:pPr>
+      <w:r>
+        <w:t>dieser schritt geht unglaublich lange, kann man diesen irgendwie verkürzen</w:t>
+      </w:r>
+      <w:r>
+        <w:t>?</w:t>
+      </w:r>
+    </w:p>
+    <w:p>
+      <w:pPr>
+        <w:pStyle w:val="Listenabsatz"/>
+        <w:numPr>
+          <w:ilvl w:val="0"/>
+          <w:numId w:val="7"/>
+        </w:numPr>
+      </w:pPr>
+      <w:r>
+        <w:t>und was wenn man sr in einem eigenen loop macht?</w:t>
+      </w:r>
+    </w:p>
+    <w:p>
+      <w:pPr>
+        <w:pStyle w:val="Listenabsatz"/>
+        <w:numPr>
+          <w:ilvl w:val="0"/>
+          <w:numId w:val="7"/>
+        </w:numPr>
+        <w:jc w:val="both"/>
+      </w:pPr>
+      <w:r>
+        <w:t>Möglichkeit einen längeren Text in R als komentar zu zeigen</w:t>
+      </w:r>
+      <w:r>
+        <w:t xml:space="preserve"> u</w:t>
+      </w:r>
+      <w:r>
+        <w:t>nd ohne jede linie mit # zu kennzeichnen?</w:t>
+      </w:r>
+    </w:p>
+    <w:p>
+      <w:pPr>
+        <w:pStyle w:val="Listenabsatz"/>
+        <w:numPr>
+          <w:ilvl w:val="0"/>
+          <w:numId w:val="7"/>
+        </w:numPr>
+        <w:spacing w:line="278" w:lineRule="auto"/>
+      </w:pPr>
     </w:p>
     <w:sectPr>
       <w:pgSz w:w="11906" w:h="16838"/>
@@ -1574,15 +1676,6 @@
   </w:num>
   <w:num w:numId="7" w16cid:durableId="413822340">
     <w:abstractNumId w:val="2"/>
-    <w:lvlOverride w:ilvl="0"/>
-    <w:lvlOverride w:ilvl="1"/>
-    <w:lvlOverride w:ilvl="2"/>
-    <w:lvlOverride w:ilvl="3"/>
-    <w:lvlOverride w:ilvl="4"/>
-    <w:lvlOverride w:ilvl="5"/>
-    <w:lvlOverride w:ilvl="6"/>
-    <w:lvlOverride w:ilvl="7"/>
-    <w:lvlOverride w:ilvl="8"/>
   </w:num>
 </w:numbering>
 </file>
@@ -1596,7 +1689,7 @@
         <w:kern w:val="2"/>
         <w:sz w:val="22"/>
         <w:szCs w:val="22"/>
-        <w:lang w:eastAsia="en-US" w:bidi="ar-SA"/>
+        <w:lang w:val="de-CH" w:eastAsia="en-US" w:bidi="ar-SA"/>
         <w14:ligatures w14:val="standardContextual"/>
       </w:rPr>
     </w:rPrDefault>
